--- a/lessons/7-6/downloads/reveal/7.6-session-1-practice-form-a.docx
+++ b/lessons/7-6/downloads/reveal/7.6-session-1-practice-form-a.docx
@@ -15,7 +15,7 @@
         <w:rPr>
           <w:rFonts w:ascii="Avenir Next" w:hAnsi="Avenir Next" w:cs="Avenir Next" w:eastAsia="Avenir Next"/>
           <w:color w:val="1A1A1A"/>
-          <w:sz w:val="20"/>
+          <w:sz w:val="22"/>
           <w:szCs w:val="20"/>
         </w:rPr>
         <w:t xml:space="preserve">Name</w:t>
@@ -33,7 +33,7 @@
         <w:rPr>
           <w:rFonts w:ascii="Avenir Next" w:hAnsi="Avenir Next" w:cs="Avenir Next" w:eastAsia="Avenir Next"/>
           <w:color w:val="1A1A1A"/>
-          <w:sz w:val="20"/>
+          <w:sz w:val="22"/>
           <w:szCs w:val="20"/>
         </w:rPr>
         <w:t xml:space="preserve">   Date</w:t>
@@ -51,7 +51,7 @@
         <w:rPr>
           <w:rFonts w:ascii="Avenir Next" w:hAnsi="Avenir Next" w:cs="Avenir Next" w:eastAsia="Avenir Next"/>
           <w:color w:val="1A1A1A"/>
-          <w:sz w:val="20"/>
+          <w:sz w:val="22"/>
           <w:szCs w:val="20"/>
         </w:rPr>
         <w:t xml:space="preserve">   Period</w:t>
@@ -78,7 +78,7 @@
           <w:caps/>
           <w:color w:val="003A70"/>
           <w:spacing w:val="12"/>
-          <w:sz w:val="19"/>
+          <w:sz w:val="22"/>
           <w:szCs w:val="19"/>
         </w:rPr>
         <w:t xml:space="preserve">Lesson 7-6  ·  Session 1  ·  Practice  ·  Form A</w:t>
@@ -86,6 +86,7 @@
     </w:p>
     <w:p>
       <w:pPr>
+        <w:pStyle w:val="Heading1"/>
         <w:keepNext/>
         <w:spacing w:before="0" w:after="10" w:line="240" w:lineRule="auto"/>
       </w:pPr>
@@ -111,7 +112,7 @@
         <w:rPr>
           <w:rFonts w:ascii="Avenir Next" w:hAnsi="Avenir Next" w:cs="Avenir Next" w:eastAsia="Avenir Next"/>
           <w:color w:val="5A5F66"/>
-          <w:sz w:val="17"/>
+          <w:sz w:val="22"/>
           <w:szCs w:val="17"/>
         </w:rPr>
         <w:t xml:space="preserve">Learning target — I can find the distance between two points that share a coordinate.</w:t>
@@ -128,7 +129,7 @@
     </w:p>
     <w:p>
       <w:pPr>
-        <w:spacing w:before="0" w:after="0" w:line="60" w:lineRule="auto"/>
+        <w:spacing w:before="0" w:after="0" w:line="50" w:lineRule="exact"/>
       </w:pPr>
     </w:p>
     <w:tbl>
@@ -167,6 +168,7 @@
           </w:tcPr>
           <w:p>
             <w:pPr>
+              <w:pStyle w:val="Heading2"/>
               <w:spacing w:before="0" w:after="40" w:line="264" w:lineRule="auto"/>
             </w:pPr>
             <w:r>
@@ -194,25 +196,25 @@
                 <w:rFonts w:ascii="Avenir Next" w:hAnsi="Avenir Next" w:cs="Avenir Next" w:eastAsia="Avenir Next"/>
                 <w:b/>
                 <w:color w:val="003A70"/>
+                <w:sz w:val="22"/>
+                <w:szCs w:val="18"/>
+              </w:rPr>
+              <w:t xml:space="preserve">•</w:t>
+            </w:r>
+            <w:r>
+              <w:rPr>
+                <w:rFonts w:ascii="Avenir Next" w:hAnsi="Avenir Next" w:cs="Avenir Next" w:eastAsia="Avenir Next"/>
+                <w:color w:val="1A1A1A"/>
                 <w:sz w:val="18"/>
                 <w:szCs w:val="18"/>
               </w:rPr>
-              <w:t xml:space="preserve">•</w:t>
-            </w:r>
-            <w:r>
-              <w:rPr>
-                <w:rFonts w:ascii="Avenir Next" w:hAnsi="Avenir Next" w:cs="Avenir Next" w:eastAsia="Avenir Next"/>
-                <w:color w:val="1A1A1A"/>
-                <w:sz w:val="18"/>
-                <w:szCs w:val="18"/>
-              </w:rPr>
               <w:tab/>
             </w:r>
             <w:r>
               <w:rPr>
                 <w:rFonts w:ascii="Avenir Next" w:hAnsi="Avenir Next" w:cs="Avenir Next" w:eastAsia="Avenir Next"/>
                 <w:color w:val="1A1A1A"/>
-                <w:sz w:val="18"/>
+                <w:sz w:val="22"/>
                 <w:szCs w:val="18"/>
               </w:rPr>
               <w:t xml:space="preserve">Same </w:t>
@@ -222,7 +224,7 @@
                 <w:rFonts w:ascii="Avenir Next" w:hAnsi="Avenir Next" w:cs="Avenir Next" w:eastAsia="Avenir Next"/>
                 <w:b/>
                 <w:color w:val="1A1A1A"/>
-                <w:sz w:val="18"/>
+                <w:sz w:val="22"/>
                 <w:szCs w:val="18"/>
               </w:rPr>
               <w:t xml:space="preserve">y-coordinate</w:t>
@@ -231,7 +233,7 @@
               <w:rPr>
                 <w:rFonts w:ascii="Avenir Next" w:hAnsi="Avenir Next" w:cs="Avenir Next" w:eastAsia="Avenir Next"/>
                 <w:color w:val="1A1A1A"/>
-                <w:sz w:val="18"/>
+                <w:sz w:val="22"/>
                 <w:szCs w:val="18"/>
               </w:rPr>
               <w:t xml:space="preserve">: the points are side to side. Use the x-coordinates.</w:t>
@@ -250,25 +252,25 @@
                 <w:rFonts w:ascii="Avenir Next" w:hAnsi="Avenir Next" w:cs="Avenir Next" w:eastAsia="Avenir Next"/>
                 <w:b/>
                 <w:color w:val="003A70"/>
+                <w:sz w:val="22"/>
+                <w:szCs w:val="18"/>
+              </w:rPr>
+              <w:t xml:space="preserve">•</w:t>
+            </w:r>
+            <w:r>
+              <w:rPr>
+                <w:rFonts w:ascii="Avenir Next" w:hAnsi="Avenir Next" w:cs="Avenir Next" w:eastAsia="Avenir Next"/>
+                <w:color w:val="1A1A1A"/>
                 <w:sz w:val="18"/>
                 <w:szCs w:val="18"/>
               </w:rPr>
-              <w:t xml:space="preserve">•</w:t>
-            </w:r>
-            <w:r>
-              <w:rPr>
-                <w:rFonts w:ascii="Avenir Next" w:hAnsi="Avenir Next" w:cs="Avenir Next" w:eastAsia="Avenir Next"/>
-                <w:color w:val="1A1A1A"/>
-                <w:sz w:val="18"/>
-                <w:szCs w:val="18"/>
-              </w:rPr>
               <w:tab/>
             </w:r>
             <w:r>
               <w:rPr>
                 <w:rFonts w:ascii="Avenir Next" w:hAnsi="Avenir Next" w:cs="Avenir Next" w:eastAsia="Avenir Next"/>
                 <w:color w:val="1A1A1A"/>
-                <w:sz w:val="18"/>
+                <w:sz w:val="22"/>
                 <w:szCs w:val="18"/>
               </w:rPr>
               <w:t xml:space="preserve">Same </w:t>
@@ -278,7 +280,7 @@
                 <w:rFonts w:ascii="Avenir Next" w:hAnsi="Avenir Next" w:cs="Avenir Next" w:eastAsia="Avenir Next"/>
                 <w:b/>
                 <w:color w:val="1A1A1A"/>
-                <w:sz w:val="18"/>
+                <w:sz w:val="22"/>
                 <w:szCs w:val="18"/>
               </w:rPr>
               <w:t xml:space="preserve">x-coordinate</w:t>
@@ -287,7 +289,7 @@
               <w:rPr>
                 <w:rFonts w:ascii="Avenir Next" w:hAnsi="Avenir Next" w:cs="Avenir Next" w:eastAsia="Avenir Next"/>
                 <w:color w:val="1A1A1A"/>
-                <w:sz w:val="18"/>
+                <w:sz w:val="22"/>
                 <w:szCs w:val="18"/>
               </w:rPr>
               <w:t xml:space="preserve">: the points are up and down. Use the y-coordinates.</w:t>
@@ -306,18 +308,18 @@
                 <w:rFonts w:ascii="Avenir Next" w:hAnsi="Avenir Next" w:cs="Avenir Next" w:eastAsia="Avenir Next"/>
                 <w:b/>
                 <w:color w:val="003A70"/>
+                <w:sz w:val="22"/>
+                <w:szCs w:val="18"/>
+              </w:rPr>
+              <w:t xml:space="preserve">•</w:t>
+            </w:r>
+            <w:r>
+              <w:rPr>
+                <w:rFonts w:ascii="Avenir Next" w:hAnsi="Avenir Next" w:cs="Avenir Next" w:eastAsia="Avenir Next"/>
+                <w:color w:val="1A1A1A"/>
                 <w:sz w:val="18"/>
                 <w:szCs w:val="18"/>
               </w:rPr>
-              <w:t xml:space="preserve">•</w:t>
-            </w:r>
-            <w:r>
-              <w:rPr>
-                <w:rFonts w:ascii="Avenir Next" w:hAnsi="Avenir Next" w:cs="Avenir Next" w:eastAsia="Avenir Next"/>
-                <w:color w:val="1A1A1A"/>
-                <w:sz w:val="18"/>
-                <w:szCs w:val="18"/>
-              </w:rPr>
               <w:tab/>
             </w:r>
             <w:r>
@@ -325,7 +327,7 @@
                 <w:rFonts w:ascii="Avenir Next" w:hAnsi="Avenir Next" w:cs="Avenir Next" w:eastAsia="Avenir Next"/>
                 <w:b/>
                 <w:color w:val="1A1A1A"/>
-                <w:sz w:val="18"/>
+                <w:sz w:val="22"/>
                 <w:szCs w:val="18"/>
               </w:rPr>
               <w:t xml:space="preserve">Opposite signs</w:t>
@@ -334,7 +336,7 @@
               <w:rPr>
                 <w:rFonts w:ascii="Avenir Next" w:hAnsi="Avenir Next" w:cs="Avenir Next" w:eastAsia="Avenir Next"/>
                 <w:color w:val="1A1A1A"/>
-                <w:sz w:val="18"/>
+                <w:sz w:val="22"/>
                 <w:szCs w:val="18"/>
               </w:rPr>
               <w:t xml:space="preserve">: add the absolute values. </w:t>
@@ -344,7 +346,7 @@
                 <w:rFonts w:ascii="Avenir Next" w:hAnsi="Avenir Next" w:cs="Avenir Next" w:eastAsia="Avenir Next"/>
                 <w:b/>
                 <w:color w:val="1A1A1A"/>
-                <w:sz w:val="18"/>
+                <w:sz w:val="22"/>
                 <w:szCs w:val="18"/>
               </w:rPr>
               <w:t xml:space="preserve">Same sign</w:t>
@@ -353,7 +355,7 @@
               <w:rPr>
                 <w:rFonts w:ascii="Avenir Next" w:hAnsi="Avenir Next" w:cs="Avenir Next" w:eastAsia="Avenir Next"/>
                 <w:color w:val="1A1A1A"/>
-                <w:sz w:val="18"/>
+                <w:sz w:val="22"/>
                 <w:szCs w:val="18"/>
               </w:rPr>
               <w:t xml:space="preserve">: subtract them. (5, −2) to (5, −9) is 9 − 2 = 7.</w:t>
@@ -368,6 +370,7 @@
           </w:tcPr>
           <w:p>
             <w:pPr>
+              <w:pStyle w:val="Heading2"/>
               <w:spacing w:before="0" w:after="40" w:line="264" w:lineRule="auto"/>
             </w:pPr>
             <w:r>
@@ -390,7 +393,7 @@
               <w:rPr>
                 <w:rFonts w:ascii="Avenir Next" w:hAnsi="Avenir Next" w:cs="Avenir Next" w:eastAsia="Avenir Next"/>
                 <w:color w:val="1A1A1A"/>
-                <w:sz w:val="17"/>
+                <w:sz w:val="22"/>
                 <w:szCs w:val="17"/>
               </w:rPr>
               <w:t xml:space="preserve">Each unit is 1 meter. Find the distance from P(−9, 4) to Q(3, 4), and from P to R(−9, 11).</w:t>
@@ -409,25 +412,25 @@
                 <w:rFonts w:ascii="Avenir Next" w:hAnsi="Avenir Next" w:cs="Avenir Next" w:eastAsia="Avenir Next"/>
                 <w:b/>
                 <w:color w:val="003A70"/>
+                <w:sz w:val="22"/>
+                <w:szCs w:val="17"/>
+              </w:rPr>
+              <w:t xml:space="preserve">Step 1</w:t>
+            </w:r>
+            <w:r>
+              <w:rPr>
+                <w:rFonts w:ascii="Avenir Next" w:hAnsi="Avenir Next" w:cs="Avenir Next" w:eastAsia="Avenir Next"/>
+                <w:color w:val="1A1A1A"/>
                 <w:sz w:val="17"/>
                 <w:szCs w:val="17"/>
               </w:rPr>
-              <w:t xml:space="preserve">Step 1</w:t>
-            </w:r>
-            <w:r>
-              <w:rPr>
-                <w:rFonts w:ascii="Avenir Next" w:hAnsi="Avenir Next" w:cs="Avenir Next" w:eastAsia="Avenir Next"/>
-                <w:color w:val="1A1A1A"/>
-                <w:sz w:val="17"/>
-                <w:szCs w:val="17"/>
-              </w:rPr>
               <w:tab/>
             </w:r>
             <w:r>
               <w:rPr>
                 <w:rFonts w:ascii="Avenir Next" w:hAnsi="Avenir Next" w:cs="Avenir Next" w:eastAsia="Avenir Next"/>
                 <w:color w:val="1A1A1A"/>
-                <w:sz w:val="17"/>
+                <w:sz w:val="22"/>
                 <w:szCs w:val="17"/>
               </w:rPr>
               <w:t xml:space="preserve">P and Q share y = 4, so use x. −9 and 3 have opposite signs: 9 + 3 = 12 m.</w:t>
@@ -446,25 +449,25 @@
                 <w:rFonts w:ascii="Avenir Next" w:hAnsi="Avenir Next" w:cs="Avenir Next" w:eastAsia="Avenir Next"/>
                 <w:b/>
                 <w:color w:val="003A70"/>
+                <w:sz w:val="22"/>
+                <w:szCs w:val="17"/>
+              </w:rPr>
+              <w:t xml:space="preserve">Step 2</w:t>
+            </w:r>
+            <w:r>
+              <w:rPr>
+                <w:rFonts w:ascii="Avenir Next" w:hAnsi="Avenir Next" w:cs="Avenir Next" w:eastAsia="Avenir Next"/>
+                <w:color w:val="1A1A1A"/>
                 <w:sz w:val="17"/>
                 <w:szCs w:val="17"/>
               </w:rPr>
-              <w:t xml:space="preserve">Step 2</w:t>
-            </w:r>
-            <w:r>
-              <w:rPr>
-                <w:rFonts w:ascii="Avenir Next" w:hAnsi="Avenir Next" w:cs="Avenir Next" w:eastAsia="Avenir Next"/>
-                <w:color w:val="1A1A1A"/>
-                <w:sz w:val="17"/>
-                <w:szCs w:val="17"/>
-              </w:rPr>
               <w:tab/>
             </w:r>
             <w:r>
               <w:rPr>
                 <w:rFonts w:ascii="Avenir Next" w:hAnsi="Avenir Next" w:cs="Avenir Next" w:eastAsia="Avenir Next"/>
                 <w:color w:val="1A1A1A"/>
-                <w:sz w:val="17"/>
+                <w:sz w:val="22"/>
                 <w:szCs w:val="17"/>
               </w:rPr>
               <w:t xml:space="preserve">P and R share x = −9, so use y. 4 and 11 are both positive: 11 − 4 = 7 m.</w:t>
@@ -483,18 +486,18 @@
                 <w:rFonts w:ascii="Avenir Next" w:hAnsi="Avenir Next" w:cs="Avenir Next" w:eastAsia="Avenir Next"/>
                 <w:b/>
                 <w:color w:val="1A1A1A"/>
+                <w:sz w:val="22"/>
+                <w:szCs w:val="17"/>
+              </w:rPr>
+              <w:t xml:space="preserve">Answer</w:t>
+            </w:r>
+            <w:r>
+              <w:rPr>
+                <w:rFonts w:ascii="Avenir Next" w:hAnsi="Avenir Next" w:cs="Avenir Next" w:eastAsia="Avenir Next"/>
+                <w:color w:val="1A1A1A"/>
                 <w:sz w:val="17"/>
                 <w:szCs w:val="17"/>
               </w:rPr>
-              <w:t xml:space="preserve">Answer</w:t>
-            </w:r>
-            <w:r>
-              <w:rPr>
-                <w:rFonts w:ascii="Avenir Next" w:hAnsi="Avenir Next" w:cs="Avenir Next" w:eastAsia="Avenir Next"/>
-                <w:color w:val="1A1A1A"/>
-                <w:sz w:val="17"/>
-                <w:szCs w:val="17"/>
-              </w:rPr>
               <w:tab/>
             </w:r>
             <w:r>
@@ -502,7 +505,7 @@
                 <w:rFonts w:ascii="Avenir Next" w:hAnsi="Avenir Next" w:cs="Avenir Next" w:eastAsia="Avenir Next"/>
                 <w:b/>
                 <w:color w:val="1A1A1A"/>
-                <w:sz w:val="17"/>
+                <w:sz w:val="22"/>
                 <w:szCs w:val="17"/>
               </w:rPr>
               <w:t xml:space="preserve">PQ = 12 m and PR = 7 m</w:t>
@@ -531,7 +534,7 @@
           <w:rFonts w:ascii="Avenir Next" w:hAnsi="Avenir Next" w:cs="Avenir Next" w:eastAsia="Avenir Next"/>
           <w:b/>
           <w:color w:val="1A1A1A"/>
-          <w:sz w:val="17"/>
+          <w:sz w:val="22"/>
           <w:szCs w:val="17"/>
         </w:rPr>
         <w:t xml:space="preserve">distance</w:t>
@@ -541,7 +544,7 @@
           <w:rFonts w:ascii="Avenir Next" w:hAnsi="Avenir Next" w:cs="Avenir Next" w:eastAsia="Avenir Next"/>
           <w:i/>
           <w:color w:val="5A5F66"/>
-          <w:sz w:val="17"/>
+          <w:sz w:val="22"/>
           <w:szCs w:val="17"/>
         </w:rPr>
         <w:t xml:space="preserve"> (distancia)</w:t>
@@ -550,7 +553,7 @@
         <w:rPr>
           <w:rFonts w:ascii="Avenir Next" w:hAnsi="Avenir Next" w:cs="Avenir Next" w:eastAsia="Avenir Next"/>
           <w:color w:val="5A5F66"/>
-          <w:sz w:val="17"/>
+          <w:sz w:val="22"/>
           <w:szCs w:val="17"/>
         </w:rPr>
         <w:t xml:space="preserve">   ·   </w:t>
@@ -560,7 +563,7 @@
           <w:rFonts w:ascii="Avenir Next" w:hAnsi="Avenir Next" w:cs="Avenir Next" w:eastAsia="Avenir Next"/>
           <w:b/>
           <w:color w:val="1A1A1A"/>
-          <w:sz w:val="17"/>
+          <w:sz w:val="22"/>
           <w:szCs w:val="17"/>
         </w:rPr>
         <w:t xml:space="preserve">absolute value</w:t>
@@ -570,7 +573,7 @@
           <w:rFonts w:ascii="Avenir Next" w:hAnsi="Avenir Next" w:cs="Avenir Next" w:eastAsia="Avenir Next"/>
           <w:i/>
           <w:color w:val="5A5F66"/>
-          <w:sz w:val="17"/>
+          <w:sz w:val="22"/>
           <w:szCs w:val="17"/>
         </w:rPr>
         <w:t xml:space="preserve"> (valor absoluto)</w:t>
@@ -579,7 +582,7 @@
         <w:rPr>
           <w:rFonts w:ascii="Avenir Next" w:hAnsi="Avenir Next" w:cs="Avenir Next" w:eastAsia="Avenir Next"/>
           <w:color w:val="5A5F66"/>
-          <w:sz w:val="17"/>
+          <w:sz w:val="22"/>
           <w:szCs w:val="17"/>
         </w:rPr>
         <w:t xml:space="preserve">   ·   </w:t>
@@ -589,7 +592,7 @@
           <w:rFonts w:ascii="Avenir Next" w:hAnsi="Avenir Next" w:cs="Avenir Next" w:eastAsia="Avenir Next"/>
           <w:b/>
           <w:color w:val="1A1A1A"/>
-          <w:sz w:val="17"/>
+          <w:sz w:val="22"/>
           <w:szCs w:val="17"/>
         </w:rPr>
         <w:t xml:space="preserve">coordinate plane</w:t>
@@ -599,7 +602,7 @@
           <w:rFonts w:ascii="Avenir Next" w:hAnsi="Avenir Next" w:cs="Avenir Next" w:eastAsia="Avenir Next"/>
           <w:i/>
           <w:color w:val="5A5F66"/>
-          <w:sz w:val="17"/>
+          <w:sz w:val="22"/>
           <w:szCs w:val="17"/>
         </w:rPr>
         <w:t xml:space="preserve"> (plano de coordenadas)</w:t>
@@ -607,6 +610,7 @@
     </w:p>
     <w:p>
       <w:pPr>
+        <w:pStyle w:val="Heading2"/>
         <w:keepNext/>
         <w:pBdr>
           <w:bottom w:val="single" w:sz="8" w:space="3" w:color="003A70"/>
@@ -622,7 +626,7 @@
           <w:b/>
           <w:color w:val="003A70"/>
           <w:spacing w:val="14"/>
-          <w:sz w:val="19"/>
+          <w:sz w:val="22"/>
           <w:szCs w:val="19"/>
         </w:rPr>
         <w:t xml:space="preserve">PRACTICE</w:t>
@@ -641,7 +645,7 @@
           <w:rFonts w:ascii="Avenir Next" w:hAnsi="Avenir Next" w:cs="Avenir Next" w:eastAsia="Avenir Next"/>
           <w:i/>
           <w:color w:val="5A5F66"/>
-          <w:sz w:val="17"/>
+          <w:sz w:val="22"/>
           <w:szCs w:val="17"/>
         </w:rPr>
         <w:t xml:space="preserve">show your work · label units</w:t>
@@ -649,7 +653,7 @@
     </w:p>
     <w:p>
       <w:pPr>
-        <w:spacing w:before="0" w:after="0" w:line="20" w:lineRule="exact"/>
+        <w:spacing w:before="0" w:after="0" w:line="50" w:lineRule="exact"/>
       </w:pPr>
     </w:p>
     <w:tbl>
@@ -699,25 +703,25 @@
                 <w:rFonts w:ascii="Avenir Next" w:hAnsi="Avenir Next" w:cs="Avenir Next" w:eastAsia="Avenir Next"/>
                 <w:b/>
                 <w:color w:val="1A1A1A"/>
+                <w:sz w:val="22"/>
+                <w:szCs w:val="20"/>
+              </w:rPr>
+              <w:t xml:space="preserve">1.</w:t>
+            </w:r>
+            <w:r>
+              <w:rPr>
+                <w:rFonts w:ascii="Avenir Next" w:hAnsi="Avenir Next" w:cs="Avenir Next" w:eastAsia="Avenir Next"/>
+                <w:color w:val="1A1A1A"/>
                 <w:sz w:val="20"/>
                 <w:szCs w:val="20"/>
               </w:rPr>
-              <w:t xml:space="preserve">1.</w:t>
-            </w:r>
-            <w:r>
-              <w:rPr>
-                <w:rFonts w:ascii="Avenir Next" w:hAnsi="Avenir Next" w:cs="Avenir Next" w:eastAsia="Avenir Next"/>
-                <w:color w:val="1A1A1A"/>
-                <w:sz w:val="20"/>
-                <w:szCs w:val="20"/>
-              </w:rPr>
               <w:tab/>
             </w:r>
             <w:r>
               <w:rPr>
                 <w:rFonts w:ascii="Avenir Next" w:hAnsi="Avenir Next" w:cs="Avenir Next" w:eastAsia="Avenir Next"/>
                 <w:color w:val="1A1A1A"/>
-                <w:sz w:val="20"/>
+                <w:sz w:val="22"/>
                 <w:szCs w:val="20"/>
               </w:rPr>
               <w:t xml:space="preserve">Find the distance between each pair of points.</w:t>
@@ -772,25 +776,25 @@
                       <w:rFonts w:ascii="Avenir Next" w:hAnsi="Avenir Next" w:cs="Avenir Next" w:eastAsia="Avenir Next"/>
                       <w:b/>
                       <w:color w:val="003A70"/>
+                      <w:sz w:val="22"/>
+                      <w:szCs w:val="20"/>
+                    </w:rPr>
+                    <w:t xml:space="preserve">a.</w:t>
+                  </w:r>
+                  <w:r>
+                    <w:rPr>
+                      <w:rFonts w:ascii="Avenir Next" w:hAnsi="Avenir Next" w:cs="Avenir Next" w:eastAsia="Avenir Next"/>
+                      <w:color w:val="1A1A1A"/>
                       <w:sz w:val="20"/>
                       <w:szCs w:val="20"/>
                     </w:rPr>
-                    <w:t xml:space="preserve">a.</w:t>
-                  </w:r>
-                  <w:r>
-                    <w:rPr>
-                      <w:rFonts w:ascii="Avenir Next" w:hAnsi="Avenir Next" w:cs="Avenir Next" w:eastAsia="Avenir Next"/>
-                      <w:color w:val="1A1A1A"/>
-                      <w:sz w:val="20"/>
-                      <w:szCs w:val="20"/>
-                    </w:rPr>
                     <w:tab/>
                   </w:r>
                   <w:r>
                     <w:rPr>
                       <w:rFonts w:ascii="Avenir Next" w:hAnsi="Avenir Next" w:cs="Avenir Next" w:eastAsia="Avenir Next"/>
                       <w:color w:val="1A1A1A"/>
-                      <w:sz w:val="20"/>
+                      <w:sz w:val="22"/>
                       <w:szCs w:val="20"/>
                     </w:rPr>
                     <w:t xml:space="preserve">(3, 14) and (3, 4)</w:t>
@@ -834,25 +838,25 @@
                       <w:rFonts w:ascii="Avenir Next" w:hAnsi="Avenir Next" w:cs="Avenir Next" w:eastAsia="Avenir Next"/>
                       <w:b/>
                       <w:color w:val="003A70"/>
+                      <w:sz w:val="22"/>
+                      <w:szCs w:val="20"/>
+                    </w:rPr>
+                    <w:t xml:space="preserve">b.</w:t>
+                  </w:r>
+                  <w:r>
+                    <w:rPr>
+                      <w:rFonts w:ascii="Avenir Next" w:hAnsi="Avenir Next" w:cs="Avenir Next" w:eastAsia="Avenir Next"/>
+                      <w:color w:val="1A1A1A"/>
                       <w:sz w:val="20"/>
                       <w:szCs w:val="20"/>
                     </w:rPr>
-                    <w:t xml:space="preserve">b.</w:t>
-                  </w:r>
-                  <w:r>
-                    <w:rPr>
-                      <w:rFonts w:ascii="Avenir Next" w:hAnsi="Avenir Next" w:cs="Avenir Next" w:eastAsia="Avenir Next"/>
-                      <w:color w:val="1A1A1A"/>
-                      <w:sz w:val="20"/>
-                      <w:szCs w:val="20"/>
-                    </w:rPr>
                     <w:tab/>
                   </w:r>
                   <w:r>
                     <w:rPr>
                       <w:rFonts w:ascii="Avenir Next" w:hAnsi="Avenir Next" w:cs="Avenir Next" w:eastAsia="Avenir Next"/>
                       <w:color w:val="1A1A1A"/>
-                      <w:sz w:val="20"/>
+                      <w:sz w:val="22"/>
                       <w:szCs w:val="20"/>
                     </w:rPr>
                     <w:t xml:space="preserve">(−11, 2) and (6, 2)</w:t>
@@ -902,25 +906,25 @@
                       <w:rFonts w:ascii="Avenir Next" w:hAnsi="Avenir Next" w:cs="Avenir Next" w:eastAsia="Avenir Next"/>
                       <w:b/>
                       <w:color w:val="003A70"/>
+                      <w:sz w:val="22"/>
+                      <w:szCs w:val="20"/>
+                    </w:rPr>
+                    <w:t xml:space="preserve">c.</w:t>
+                  </w:r>
+                  <w:r>
+                    <w:rPr>
+                      <w:rFonts w:ascii="Avenir Next" w:hAnsi="Avenir Next" w:cs="Avenir Next" w:eastAsia="Avenir Next"/>
+                      <w:color w:val="1A1A1A"/>
                       <w:sz w:val="20"/>
                       <w:szCs w:val="20"/>
                     </w:rPr>
-                    <w:t xml:space="preserve">c.</w:t>
-                  </w:r>
-                  <w:r>
-                    <w:rPr>
-                      <w:rFonts w:ascii="Avenir Next" w:hAnsi="Avenir Next" w:cs="Avenir Next" w:eastAsia="Avenir Next"/>
-                      <w:color w:val="1A1A1A"/>
-                      <w:sz w:val="20"/>
-                      <w:szCs w:val="20"/>
-                    </w:rPr>
                     <w:tab/>
                   </w:r>
                   <w:r>
                     <w:rPr>
                       <w:rFonts w:ascii="Avenir Next" w:hAnsi="Avenir Next" w:cs="Avenir Next" w:eastAsia="Avenir Next"/>
                       <w:color w:val="1A1A1A"/>
-                      <w:sz w:val="20"/>
+                      <w:sz w:val="22"/>
                       <w:szCs w:val="20"/>
                     </w:rPr>
                     <w:t xml:space="preserve">(−13, 9) and (−13, −6)</w:t>
@@ -964,25 +968,25 @@
                       <w:rFonts w:ascii="Avenir Next" w:hAnsi="Avenir Next" w:cs="Avenir Next" w:eastAsia="Avenir Next"/>
                       <w:b/>
                       <w:color w:val="003A70"/>
+                      <w:sz w:val="22"/>
+                      <w:szCs w:val="20"/>
+                    </w:rPr>
+                    <w:t xml:space="preserve">d.</w:t>
+                  </w:r>
+                  <w:r>
+                    <w:rPr>
+                      <w:rFonts w:ascii="Avenir Next" w:hAnsi="Avenir Next" w:cs="Avenir Next" w:eastAsia="Avenir Next"/>
+                      <w:color w:val="1A1A1A"/>
                       <w:sz w:val="20"/>
                       <w:szCs w:val="20"/>
                     </w:rPr>
-                    <w:t xml:space="preserve">d.</w:t>
-                  </w:r>
-                  <w:r>
-                    <w:rPr>
-                      <w:rFonts w:ascii="Avenir Next" w:hAnsi="Avenir Next" w:cs="Avenir Next" w:eastAsia="Avenir Next"/>
-                      <w:color w:val="1A1A1A"/>
-                      <w:sz w:val="20"/>
-                      <w:szCs w:val="20"/>
-                    </w:rPr>
                     <w:tab/>
                   </w:r>
                   <w:r>
                     <w:rPr>
                       <w:rFonts w:ascii="Avenir Next" w:hAnsi="Avenir Next" w:cs="Avenir Next" w:eastAsia="Avenir Next"/>
                       <w:color w:val="1A1A1A"/>
-                      <w:sz w:val="20"/>
+                      <w:sz w:val="22"/>
                       <w:szCs w:val="20"/>
                     </w:rPr>
                     <w:t xml:space="preserve">(−6, 4) and (5, 4)</w:t>
@@ -1012,7 +1016,7 @@
           </w:tbl>
           <w:p>
             <w:pPr>
-              <w:spacing w:before="0" w:after="0" w:line="24" w:lineRule="auto"/>
+              <w:spacing w:before="0" w:after="0" w:line="50" w:lineRule="exact"/>
             </w:pPr>
           </w:p>
         </w:tc>
@@ -1020,12 +1024,12 @@
     </w:tbl>
     <w:p>
       <w:pPr>
-        <w:spacing w:before="0" w:after="0" w:line="20" w:lineRule="exact"/>
+        <w:spacing w:before="0" w:after="0" w:line="50" w:lineRule="exact"/>
       </w:pPr>
     </w:p>
     <w:p>
       <w:pPr>
-        <w:spacing w:before="0" w:after="0" w:line="20" w:lineRule="exact"/>
+        <w:spacing w:before="0" w:after="0" w:line="50" w:lineRule="exact"/>
       </w:pPr>
     </w:p>
     <w:tbl>
@@ -1109,18 +1113,18 @@
                       <w:rFonts w:ascii="Avenir Next" w:hAnsi="Avenir Next" w:cs="Avenir Next" w:eastAsia="Avenir Next"/>
                       <w:b/>
                       <w:color w:val="1A1A1A"/>
+                      <w:sz w:val="22"/>
+                      <w:szCs w:val="20"/>
+                    </w:rPr>
+                    <w:t xml:space="preserve">2.</w:t>
+                  </w:r>
+                  <w:r>
+                    <w:rPr>
+                      <w:rFonts w:ascii="Avenir Next" w:hAnsi="Avenir Next" w:cs="Avenir Next" w:eastAsia="Avenir Next"/>
+                      <w:color w:val="1A1A1A"/>
                       <w:sz w:val="20"/>
                       <w:szCs w:val="20"/>
                     </w:rPr>
-                    <w:t xml:space="preserve">2.</w:t>
-                  </w:r>
-                  <w:r>
-                    <w:rPr>
-                      <w:rFonts w:ascii="Avenir Next" w:hAnsi="Avenir Next" w:cs="Avenir Next" w:eastAsia="Avenir Next"/>
-                      <w:color w:val="1A1A1A"/>
-                      <w:sz w:val="20"/>
-                      <w:szCs w:val="20"/>
-                    </w:rPr>
                     <w:tab/>
                   </w:r>
                   <w:r>
@@ -1128,7 +1132,7 @@
                       <w:rFonts w:ascii="Avenir Next" w:hAnsi="Avenir Next" w:cs="Avenir Next" w:eastAsia="Avenir Next"/>
                       <w:b/>
                       <w:color w:val="1A1A1A"/>
-                      <w:sz w:val="20"/>
+                      <w:sz w:val="22"/>
                       <w:szCs w:val="20"/>
                     </w:rPr>
                     <w:t xml:space="preserve">Town Map Walk.  </w:t>
@@ -1137,7 +1141,7 @@
                     <w:rPr>
                       <w:rFonts w:ascii="Avenir Next" w:hAnsi="Avenir Next" w:cs="Avenir Next" w:eastAsia="Avenir Next"/>
                       <w:color w:val="1A1A1A"/>
-                      <w:sz w:val="20"/>
+                      <w:sz w:val="22"/>
                       <w:szCs w:val="20"/>
                     </w:rPr>
                     <w:t xml:space="preserve">Each unit is 1 kilometer. Library (−8, 5), Pool (7, 5), Clinic (−8, −6).</w:t>
@@ -1157,25 +1161,25 @@
                       <w:rFonts w:ascii="Avenir Next" w:hAnsi="Avenir Next" w:cs="Avenir Next" w:eastAsia="Avenir Next"/>
                       <w:b/>
                       <w:color w:val="003A70"/>
+                      <w:sz w:val="22"/>
+                      <w:szCs w:val="20"/>
+                    </w:rPr>
+                    <w:t xml:space="preserve">a.</w:t>
+                  </w:r>
+                  <w:r>
+                    <w:rPr>
+                      <w:rFonts w:ascii="Avenir Next" w:hAnsi="Avenir Next" w:cs="Avenir Next" w:eastAsia="Avenir Next"/>
+                      <w:color w:val="1A1A1A"/>
                       <w:sz w:val="20"/>
                       <w:szCs w:val="20"/>
                     </w:rPr>
-                    <w:t xml:space="preserve">a.</w:t>
-                  </w:r>
-                  <w:r>
-                    <w:rPr>
-                      <w:rFonts w:ascii="Avenir Next" w:hAnsi="Avenir Next" w:cs="Avenir Next" w:eastAsia="Avenir Next"/>
-                      <w:color w:val="1A1A1A"/>
-                      <w:sz w:val="20"/>
-                      <w:szCs w:val="20"/>
-                    </w:rPr>
                     <w:tab/>
                   </w:r>
                   <w:r>
                     <w:rPr>
                       <w:rFonts w:ascii="Avenir Next" w:hAnsi="Avenir Next" w:cs="Avenir Next" w:eastAsia="Avenir Next"/>
                       <w:color w:val="1A1A1A"/>
-                      <w:sz w:val="20"/>
+                      <w:sz w:val="22"/>
                       <w:szCs w:val="20"/>
                     </w:rPr>
                     <w:t xml:space="preserve">Plot and label the three places.</w:t>
@@ -1195,10 +1199,28 @@
                       <w:rFonts w:ascii="Avenir Next" w:hAnsi="Avenir Next" w:cs="Avenir Next" w:eastAsia="Avenir Next"/>
                       <w:b/>
                       <w:color w:val="003A70"/>
+                      <w:sz w:val="22"/>
+                      <w:szCs w:val="20"/>
+                    </w:rPr>
+                    <w:t xml:space="preserve">b.</w:t>
+                  </w:r>
+                  <w:r>
+                    <w:rPr>
+                      <w:rFonts w:ascii="Avenir Next" w:hAnsi="Avenir Next" w:cs="Avenir Next" w:eastAsia="Avenir Next"/>
+                      <w:color w:val="1A1A1A"/>
                       <w:sz w:val="20"/>
                       <w:szCs w:val="20"/>
                     </w:rPr>
-                    <w:t xml:space="preserve">b.</w:t>
+                    <w:tab/>
+                  </w:r>
+                  <w:r>
+                    <w:rPr>
+                      <w:rFonts w:ascii="Avenir Next" w:hAnsi="Avenir Next" w:cs="Avenir Next" w:eastAsia="Avenir Next"/>
+                      <w:color w:val="1A1A1A"/>
+                      <w:sz w:val="22"/>
+                      <w:szCs w:val="20"/>
+                    </w:rPr>
+                    <w:t xml:space="preserve">Library to Pool</w:t>
                   </w:r>
                   <w:r>
                     <w:rPr>
@@ -1207,7 +1229,7 @@
                       <w:sz w:val="20"/>
                       <w:szCs w:val="20"/>
                     </w:rPr>
-                    <w:tab/>
+                    <w:t xml:space="preserve">  </w:t>
                   </w:r>
                   <w:r>
                     <w:rPr>
@@ -1215,24 +1237,6 @@
                       <w:color w:val="1A1A1A"/>
                       <w:sz w:val="20"/>
                       <w:szCs w:val="20"/>
-                    </w:rPr>
-                    <w:t xml:space="preserve">Library to Pool</w:t>
-                  </w:r>
-                  <w:r>
-                    <w:rPr>
-                      <w:rFonts w:ascii="Avenir Next" w:hAnsi="Avenir Next" w:cs="Avenir Next" w:eastAsia="Avenir Next"/>
-                      <w:color w:val="1A1A1A"/>
-                      <w:sz w:val="20"/>
-                      <w:szCs w:val="20"/>
-                    </w:rPr>
-                    <w:t xml:space="preserve">  </w:t>
-                  </w:r>
-                  <w:r>
-                    <w:rPr>
-                      <w:rFonts w:ascii="Avenir Next" w:hAnsi="Avenir Next" w:cs="Avenir Next" w:eastAsia="Avenir Next"/>
-                      <w:color w:val="1A1A1A"/>
-                      <w:sz w:val="20"/>
-                      <w:szCs w:val="20"/>
                       <w:u w:val="single"/>
                     </w:rPr>
                     <w:t xml:space="preserve">                </w:t>
@@ -1241,7 +1245,7 @@
                     <w:rPr>
                       <w:rFonts w:ascii="Avenir Next" w:hAnsi="Avenir Next" w:cs="Avenir Next" w:eastAsia="Avenir Next"/>
                       <w:color w:val="1A1A1A"/>
-                      <w:sz w:val="20"/>
+                      <w:sz w:val="22"/>
                       <w:szCs w:val="20"/>
                     </w:rPr>
                     <w:t xml:space="preserve"> km</w:t>
@@ -1261,10 +1265,28 @@
                       <w:rFonts w:ascii="Avenir Next" w:hAnsi="Avenir Next" w:cs="Avenir Next" w:eastAsia="Avenir Next"/>
                       <w:b/>
                       <w:color w:val="003A70"/>
+                      <w:sz w:val="22"/>
+                      <w:szCs w:val="20"/>
+                    </w:rPr>
+                    <w:t xml:space="preserve">c.</w:t>
+                  </w:r>
+                  <w:r>
+                    <w:rPr>
+                      <w:rFonts w:ascii="Avenir Next" w:hAnsi="Avenir Next" w:cs="Avenir Next" w:eastAsia="Avenir Next"/>
+                      <w:color w:val="1A1A1A"/>
                       <w:sz w:val="20"/>
                       <w:szCs w:val="20"/>
                     </w:rPr>
-                    <w:t xml:space="preserve">c.</w:t>
+                    <w:tab/>
+                  </w:r>
+                  <w:r>
+                    <w:rPr>
+                      <w:rFonts w:ascii="Avenir Next" w:hAnsi="Avenir Next" w:cs="Avenir Next" w:eastAsia="Avenir Next"/>
+                      <w:color w:val="1A1A1A"/>
+                      <w:sz w:val="22"/>
+                      <w:szCs w:val="20"/>
+                    </w:rPr>
+                    <w:t xml:space="preserve">Library to Clinic</w:t>
                   </w:r>
                   <w:r>
                     <w:rPr>
@@ -1273,7 +1295,7 @@
                       <w:sz w:val="20"/>
                       <w:szCs w:val="20"/>
                     </w:rPr>
-                    <w:tab/>
+                    <w:t xml:space="preserve">  </w:t>
                   </w:r>
                   <w:r>
                     <w:rPr>
@@ -1281,24 +1303,6 @@
                       <w:color w:val="1A1A1A"/>
                       <w:sz w:val="20"/>
                       <w:szCs w:val="20"/>
-                    </w:rPr>
-                    <w:t xml:space="preserve">Library to Clinic</w:t>
-                  </w:r>
-                  <w:r>
-                    <w:rPr>
-                      <w:rFonts w:ascii="Avenir Next" w:hAnsi="Avenir Next" w:cs="Avenir Next" w:eastAsia="Avenir Next"/>
-                      <w:color w:val="1A1A1A"/>
-                      <w:sz w:val="20"/>
-                      <w:szCs w:val="20"/>
-                    </w:rPr>
-                    <w:t xml:space="preserve">  </w:t>
-                  </w:r>
-                  <w:r>
-                    <w:rPr>
-                      <w:rFonts w:ascii="Avenir Next" w:hAnsi="Avenir Next" w:cs="Avenir Next" w:eastAsia="Avenir Next"/>
-                      <w:color w:val="1A1A1A"/>
-                      <w:sz w:val="20"/>
-                      <w:szCs w:val="20"/>
                       <w:u w:val="single"/>
                     </w:rPr>
                     <w:t xml:space="preserve">                </w:t>
@@ -1307,7 +1311,7 @@
                     <w:rPr>
                       <w:rFonts w:ascii="Avenir Next" w:hAnsi="Avenir Next" w:cs="Avenir Next" w:eastAsia="Avenir Next"/>
                       <w:color w:val="1A1A1A"/>
-                      <w:sz w:val="20"/>
+                      <w:sz w:val="22"/>
                       <w:szCs w:val="20"/>
                     </w:rPr>
                     <w:t xml:space="preserve"> km</w:t>
@@ -1328,7 +1332,7 @@
                     <w:drawing>
                       <wp:inline distT="0" distB="0" distL="0" distR="0">
                         <wp:extent cx="1645920" cy="1339327"/>
-                        <wp:docPr id="1" name="Figure 1"/>
+                        <wp:docPr id="1" name="Figure 1" descr="Coordinate grid. Horizontal axis x: -9 to 9, ticks every 1. Vertical axis y: -7 to 7, ticks every 1. Blank grid for the student to plot."/>
                         <a:graphic xmlns:a="http://schemas.openxmlformats.org/drawingml/2006/main">
                           <a:graphicData uri="http://schemas.openxmlformats.org/drawingml/2006/picture">
                             <pic:pic xmlns:pic="http://schemas.openxmlformats.org/drawingml/2006/picture">
@@ -1363,7 +1367,7 @@
           </w:tbl>
           <w:p>
             <w:pPr>
-              <w:spacing w:before="0" w:after="0" w:line="24" w:lineRule="auto"/>
+              <w:spacing w:before="0" w:after="0" w:line="50" w:lineRule="exact"/>
             </w:pPr>
           </w:p>
         </w:tc>
@@ -1371,12 +1375,12 @@
     </w:tbl>
     <w:p>
       <w:pPr>
-        <w:spacing w:before="0" w:after="0" w:line="20" w:lineRule="exact"/>
+        <w:spacing w:before="0" w:after="0" w:line="50" w:lineRule="exact"/>
       </w:pPr>
     </w:p>
     <w:p>
       <w:pPr>
-        <w:spacing w:before="0" w:after="0" w:line="20" w:lineRule="exact"/>
+        <w:spacing w:before="0" w:after="0" w:line="50" w:lineRule="exact"/>
       </w:pPr>
     </w:p>
     <w:tbl>
@@ -1427,35 +1431,35 @@
                 <w:rFonts w:ascii="Avenir Next" w:hAnsi="Avenir Next" w:cs="Avenir Next" w:eastAsia="Avenir Next"/>
                 <w:b/>
                 <w:color w:val="1A1A1A"/>
+                <w:sz w:val="22"/>
+                <w:szCs w:val="20"/>
+              </w:rPr>
+              <w:t xml:space="preserve">3.</w:t>
+            </w:r>
+            <w:r>
+              <w:rPr>
+                <w:rFonts w:ascii="Avenir Next" w:hAnsi="Avenir Next" w:cs="Avenir Next" w:eastAsia="Avenir Next"/>
+                <w:color w:val="1A1A1A"/>
                 <w:sz w:val="20"/>
                 <w:szCs w:val="20"/>
               </w:rPr>
-              <w:t xml:space="preserve">3.</w:t>
-            </w:r>
-            <w:r>
-              <w:rPr>
-                <w:rFonts w:ascii="Avenir Next" w:hAnsi="Avenir Next" w:cs="Avenir Next" w:eastAsia="Avenir Next"/>
-                <w:color w:val="1A1A1A"/>
-                <w:sz w:val="20"/>
+              <w:tab/>
+            </w:r>
+            <w:r>
+              <w:rPr>
+                <w:rFonts w:ascii="Avenir Next" w:hAnsi="Avenir Next" w:cs="Avenir Next" w:eastAsia="Avenir Next"/>
+                <w:b/>
+                <w:color w:val="1A1A1A"/>
+                <w:sz w:val="22"/>
                 <w:szCs w:val="20"/>
               </w:rPr>
-              <w:tab/>
-            </w:r>
-            <w:r>
-              <w:rPr>
-                <w:rFonts w:ascii="Avenir Next" w:hAnsi="Avenir Next" w:cs="Avenir Next" w:eastAsia="Avenir Next"/>
-                <w:b/>
-                <w:color w:val="1A1A1A"/>
-                <w:sz w:val="20"/>
-                <w:szCs w:val="20"/>
-              </w:rPr>
               <w:t xml:space="preserve">Drone Flight.  </w:t>
             </w:r>
             <w:r>
               <w:rPr>
                 <w:rFonts w:ascii="Avenir Next" w:hAnsi="Avenir Next" w:cs="Avenir Next" w:eastAsia="Avenir Next"/>
                 <w:color w:val="1A1A1A"/>
-                <w:sz w:val="20"/>
+                <w:sz w:val="22"/>
                 <w:szCs w:val="20"/>
               </w:rPr>
               <w:t xml:space="preserve">A drone flies straight from (−5, 13) to (−5, −4). Each unit is 1 meter. How far does it fly?</w:t>
@@ -1472,7 +1476,7 @@
                 <w:rFonts w:ascii="Avenir Next" w:hAnsi="Avenir Next" w:cs="Avenir Next" w:eastAsia="Avenir Next"/>
                 <w:b/>
                 <w:color w:val="003A70"/>
-                <w:sz w:val="17"/>
+                <w:sz w:val="22"/>
                 <w:szCs w:val="17"/>
               </w:rPr>
               <w:t xml:space="preserve">Hint  </w:t>
@@ -1482,7 +1486,7 @@
                 <w:rFonts w:ascii="Avenir Next" w:hAnsi="Avenir Next" w:cs="Avenir Next" w:eastAsia="Avenir Next"/>
                 <w:i/>
                 <w:color w:val="5A5F66"/>
-                <w:sz w:val="17"/>
+                <w:sz w:val="22"/>
                 <w:szCs w:val="17"/>
               </w:rPr>
               <w:t xml:space="preserve">Same x, so use y. 13 and −4 have opposite signs.</w:t>
@@ -1490,7 +1494,7 @@
           </w:p>
           <w:p>
             <w:pPr>
-              <w:spacing w:before="0" w:after="0" w:line="60" w:lineRule="auto"/>
+              <w:spacing w:before="0" w:after="0" w:line="50" w:lineRule="exact"/>
             </w:pPr>
           </w:p>
           <w:tbl>
@@ -1559,25 +1563,25 @@
                 <w:rFonts w:ascii="Avenir Next" w:hAnsi="Avenir Next" w:cs="Avenir Next" w:eastAsia="Avenir Next"/>
                 <w:b/>
                 <w:color w:val="1A1A1A"/>
+                <w:sz w:val="22"/>
+                <w:szCs w:val="18"/>
+              </w:rPr>
+              <w:t xml:space="preserve">Answer</w:t>
+            </w:r>
+            <w:r>
+              <w:rPr>
+                <w:rFonts w:ascii="Avenir Next" w:hAnsi="Avenir Next" w:cs="Avenir Next" w:eastAsia="Avenir Next"/>
+                <w:color w:val="1A1A1A"/>
                 <w:sz w:val="18"/>
                 <w:szCs w:val="18"/>
               </w:rPr>
-              <w:t xml:space="preserve">Answer</w:t>
-            </w:r>
-            <w:r>
-              <w:rPr>
-                <w:rFonts w:ascii="Avenir Next" w:hAnsi="Avenir Next" w:cs="Avenir Next" w:eastAsia="Avenir Next"/>
-                <w:color w:val="1A1A1A"/>
-                <w:sz w:val="18"/>
-                <w:szCs w:val="18"/>
-              </w:rPr>
               <w:tab/>
             </w:r>
             <w:r>
               <w:rPr>
                 <w:rFonts w:ascii="Avenir Next" w:hAnsi="Avenir Next" w:cs="Avenir Next" w:eastAsia="Avenir Next"/>
                 <w:color w:val="1A1A1A"/>
-                <w:sz w:val="18"/>
+                <w:sz w:val="22"/>
                 <w:szCs w:val="18"/>
               </w:rPr>
               <w:t xml:space="preserve">  m</w:t>
@@ -1603,35 +1607,35 @@
                 <w:rFonts w:ascii="Avenir Next" w:hAnsi="Avenir Next" w:cs="Avenir Next" w:eastAsia="Avenir Next"/>
                 <w:b/>
                 <w:color w:val="1A1A1A"/>
+                <w:sz w:val="22"/>
+                <w:szCs w:val="20"/>
+              </w:rPr>
+              <w:t xml:space="preserve">4.</w:t>
+            </w:r>
+            <w:r>
+              <w:rPr>
+                <w:rFonts w:ascii="Avenir Next" w:hAnsi="Avenir Next" w:cs="Avenir Next" w:eastAsia="Avenir Next"/>
+                <w:color w:val="1A1A1A"/>
                 <w:sz w:val="20"/>
                 <w:szCs w:val="20"/>
               </w:rPr>
-              <w:t xml:space="preserve">4.</w:t>
-            </w:r>
-            <w:r>
-              <w:rPr>
-                <w:rFonts w:ascii="Avenir Next" w:hAnsi="Avenir Next" w:cs="Avenir Next" w:eastAsia="Avenir Next"/>
-                <w:color w:val="1A1A1A"/>
-                <w:sz w:val="20"/>
+              <w:tab/>
+            </w:r>
+            <w:r>
+              <w:rPr>
+                <w:rFonts w:ascii="Avenir Next" w:hAnsi="Avenir Next" w:cs="Avenir Next" w:eastAsia="Avenir Next"/>
+                <w:b/>
+                <w:color w:val="1A1A1A"/>
+                <w:sz w:val="22"/>
                 <w:szCs w:val="20"/>
               </w:rPr>
-              <w:tab/>
-            </w:r>
-            <w:r>
-              <w:rPr>
-                <w:rFonts w:ascii="Avenir Next" w:hAnsi="Avenir Next" w:cs="Avenir Next" w:eastAsia="Avenir Next"/>
-                <w:b/>
-                <w:color w:val="1A1A1A"/>
-                <w:sz w:val="20"/>
-                <w:szCs w:val="20"/>
-              </w:rPr>
               <w:t xml:space="preserve">One Quadrant.  </w:t>
             </w:r>
             <w:r>
               <w:rPr>
                 <w:rFonts w:ascii="Avenir Next" w:hAnsi="Avenir Next" w:cs="Avenir Next" w:eastAsia="Avenir Next"/>
                 <w:color w:val="1A1A1A"/>
-                <w:sz w:val="20"/>
+                <w:sz w:val="22"/>
                 <w:szCs w:val="20"/>
               </w:rPr>
               <w:t xml:space="preserve">Find the distance from (−16, −7) to (−16, −20).</w:t>
@@ -1648,7 +1652,7 @@
                 <w:rFonts w:ascii="Avenir Next" w:hAnsi="Avenir Next" w:cs="Avenir Next" w:eastAsia="Avenir Next"/>
                 <w:b/>
                 <w:color w:val="003A70"/>
-                <w:sz w:val="17"/>
+                <w:sz w:val="22"/>
                 <w:szCs w:val="17"/>
               </w:rPr>
               <w:t xml:space="preserve">Hint  </w:t>
@@ -1658,7 +1662,7 @@
                 <w:rFonts w:ascii="Avenir Next" w:hAnsi="Avenir Next" w:cs="Avenir Next" w:eastAsia="Avenir Next"/>
                 <w:i/>
                 <w:color w:val="5A5F66"/>
-                <w:sz w:val="17"/>
+                <w:sz w:val="22"/>
                 <w:szCs w:val="17"/>
               </w:rPr>
               <w:t xml:space="preserve">Both y-values are negative, so subtract.</w:t>
@@ -1666,7 +1670,7 @@
           </w:p>
           <w:p>
             <w:pPr>
-              <w:spacing w:before="0" w:after="0" w:line="60" w:lineRule="auto"/>
+              <w:spacing w:before="0" w:after="0" w:line="50" w:lineRule="exact"/>
             </w:pPr>
           </w:p>
           <w:tbl>
@@ -1735,25 +1739,25 @@
                 <w:rFonts w:ascii="Avenir Next" w:hAnsi="Avenir Next" w:cs="Avenir Next" w:eastAsia="Avenir Next"/>
                 <w:b/>
                 <w:color w:val="1A1A1A"/>
+                <w:sz w:val="22"/>
+                <w:szCs w:val="18"/>
+              </w:rPr>
+              <w:t xml:space="preserve">Answer</w:t>
+            </w:r>
+            <w:r>
+              <w:rPr>
+                <w:rFonts w:ascii="Avenir Next" w:hAnsi="Avenir Next" w:cs="Avenir Next" w:eastAsia="Avenir Next"/>
+                <w:color w:val="1A1A1A"/>
                 <w:sz w:val="18"/>
                 <w:szCs w:val="18"/>
               </w:rPr>
-              <w:t xml:space="preserve">Answer</w:t>
-            </w:r>
-            <w:r>
-              <w:rPr>
-                <w:rFonts w:ascii="Avenir Next" w:hAnsi="Avenir Next" w:cs="Avenir Next" w:eastAsia="Avenir Next"/>
-                <w:color w:val="1A1A1A"/>
-                <w:sz w:val="18"/>
-                <w:szCs w:val="18"/>
-              </w:rPr>
               <w:tab/>
             </w:r>
             <w:r>
               <w:rPr>
                 <w:rFonts w:ascii="Avenir Next" w:hAnsi="Avenir Next" w:cs="Avenir Next" w:eastAsia="Avenir Next"/>
                 <w:color w:val="1A1A1A"/>
-                <w:sz w:val="18"/>
+                <w:sz w:val="22"/>
                 <w:szCs w:val="18"/>
               </w:rPr>
               <w:t xml:space="preserve">  units</w:t>
@@ -1764,12 +1768,12 @@
     </w:tbl>
     <w:p>
       <w:pPr>
-        <w:spacing w:before="0" w:after="0" w:line="20" w:lineRule="exact"/>
+        <w:spacing w:before="0" w:after="0" w:line="50" w:lineRule="exact"/>
       </w:pPr>
     </w:p>
     <w:p>
       <w:pPr>
-        <w:spacing w:before="0" w:after="0" w:line="20" w:lineRule="exact"/>
+        <w:spacing w:before="0" w:after="0" w:line="50" w:lineRule="exact"/>
       </w:pPr>
     </w:p>
     <w:tbl>
@@ -1820,35 +1824,35 @@
                 <w:rFonts w:ascii="Avenir Next" w:hAnsi="Avenir Next" w:cs="Avenir Next" w:eastAsia="Avenir Next"/>
                 <w:b/>
                 <w:color w:val="1A1A1A"/>
+                <w:sz w:val="22"/>
+                <w:szCs w:val="20"/>
+              </w:rPr>
+              <w:t xml:space="preserve">5.</w:t>
+            </w:r>
+            <w:r>
+              <w:rPr>
+                <w:rFonts w:ascii="Avenir Next" w:hAnsi="Avenir Next" w:cs="Avenir Next" w:eastAsia="Avenir Next"/>
+                <w:color w:val="1A1A1A"/>
                 <w:sz w:val="20"/>
                 <w:szCs w:val="20"/>
               </w:rPr>
-              <w:t xml:space="preserve">5.</w:t>
-            </w:r>
-            <w:r>
-              <w:rPr>
-                <w:rFonts w:ascii="Avenir Next" w:hAnsi="Avenir Next" w:cs="Avenir Next" w:eastAsia="Avenir Next"/>
-                <w:color w:val="1A1A1A"/>
-                <w:sz w:val="20"/>
+              <w:tab/>
+            </w:r>
+            <w:r>
+              <w:rPr>
+                <w:rFonts w:ascii="Avenir Next" w:hAnsi="Avenir Next" w:cs="Avenir Next" w:eastAsia="Avenir Next"/>
+                <w:b/>
+                <w:color w:val="1A1A1A"/>
+                <w:sz w:val="22"/>
                 <w:szCs w:val="20"/>
               </w:rPr>
-              <w:tab/>
-            </w:r>
-            <w:r>
-              <w:rPr>
-                <w:rFonts w:ascii="Avenir Next" w:hAnsi="Avenir Next" w:cs="Avenir Next" w:eastAsia="Avenir Next"/>
-                <w:b/>
-                <w:color w:val="1A1A1A"/>
-                <w:sz w:val="20"/>
-                <w:szCs w:val="20"/>
-              </w:rPr>
               <w:t xml:space="preserve">Missing Point.  </w:t>
             </w:r>
             <w:r>
               <w:rPr>
                 <w:rFonts w:ascii="Avenir Next" w:hAnsi="Avenir Next" w:cs="Avenir Next" w:eastAsia="Avenir Next"/>
                 <w:color w:val="1A1A1A"/>
-                <w:sz w:val="20"/>
+                <w:sz w:val="22"/>
                 <w:szCs w:val="20"/>
               </w:rPr>
               <w:t xml:space="preserve">Point G is at (10, −3). Point H is 15 units directly to the left of G. Name point H.</w:t>
@@ -1865,7 +1869,7 @@
                 <w:rFonts w:ascii="Avenir Next" w:hAnsi="Avenir Next" w:cs="Avenir Next" w:eastAsia="Avenir Next"/>
                 <w:b/>
                 <w:color w:val="003A70"/>
-                <w:sz w:val="17"/>
+                <w:sz w:val="22"/>
                 <w:szCs w:val="17"/>
               </w:rPr>
               <w:t xml:space="preserve">Hint  </w:t>
@@ -1875,7 +1879,7 @@
                 <w:rFonts w:ascii="Avenir Next" w:hAnsi="Avenir Next" w:cs="Avenir Next" w:eastAsia="Avenir Next"/>
                 <w:i/>
                 <w:color w:val="5A5F66"/>
-                <w:sz w:val="17"/>
+                <w:sz w:val="22"/>
                 <w:szCs w:val="17"/>
               </w:rPr>
               <w:t xml:space="preserve">Moving left changes only x: 10 − 15.</w:t>
@@ -1883,7 +1887,7 @@
           </w:p>
           <w:p>
             <w:pPr>
-              <w:spacing w:before="0" w:after="0" w:line="60" w:lineRule="auto"/>
+              <w:spacing w:before="0" w:after="0" w:line="50" w:lineRule="exact"/>
             </w:pPr>
           </w:p>
           <w:tbl>
@@ -1952,7 +1956,7 @@
                 <w:rFonts w:ascii="Avenir Next" w:hAnsi="Avenir Next" w:cs="Avenir Next" w:eastAsia="Avenir Next"/>
                 <w:b/>
                 <w:color w:val="1A1A1A"/>
-                <w:sz w:val="18"/>
+                <w:sz w:val="22"/>
                 <w:szCs w:val="18"/>
               </w:rPr>
               <w:t xml:space="preserve">H =</w:t>
@@ -1987,35 +1991,35 @@
                 <w:rFonts w:ascii="Avenir Next" w:hAnsi="Avenir Next" w:cs="Avenir Next" w:eastAsia="Avenir Next"/>
                 <w:b/>
                 <w:color w:val="1A1A1A"/>
+                <w:sz w:val="22"/>
+                <w:szCs w:val="20"/>
+              </w:rPr>
+              <w:t xml:space="preserve">6.</w:t>
+            </w:r>
+            <w:r>
+              <w:rPr>
+                <w:rFonts w:ascii="Avenir Next" w:hAnsi="Avenir Next" w:cs="Avenir Next" w:eastAsia="Avenir Next"/>
+                <w:color w:val="1A1A1A"/>
                 <w:sz w:val="20"/>
                 <w:szCs w:val="20"/>
               </w:rPr>
-              <w:t xml:space="preserve">6.</w:t>
-            </w:r>
-            <w:r>
-              <w:rPr>
-                <w:rFonts w:ascii="Avenir Next" w:hAnsi="Avenir Next" w:cs="Avenir Next" w:eastAsia="Avenir Next"/>
-                <w:color w:val="1A1A1A"/>
-                <w:sz w:val="20"/>
+              <w:tab/>
+            </w:r>
+            <w:r>
+              <w:rPr>
+                <w:rFonts w:ascii="Avenir Next" w:hAnsi="Avenir Next" w:cs="Avenir Next" w:eastAsia="Avenir Next"/>
+                <w:b/>
+                <w:color w:val="1A1A1A"/>
+                <w:sz w:val="22"/>
                 <w:szCs w:val="20"/>
               </w:rPr>
-              <w:tab/>
-            </w:r>
-            <w:r>
-              <w:rPr>
-                <w:rFonts w:ascii="Avenir Next" w:hAnsi="Avenir Next" w:cs="Avenir Next" w:eastAsia="Avenir Next"/>
-                <w:b/>
-                <w:color w:val="1A1A1A"/>
-                <w:sz w:val="20"/>
-                <w:szCs w:val="20"/>
-              </w:rPr>
               <w:t xml:space="preserve">Window Washer.  </w:t>
             </w:r>
             <w:r>
               <w:rPr>
                 <w:rFonts w:ascii="Avenir Next" w:hAnsi="Avenir Next" w:cs="Avenir Next" w:eastAsia="Avenir Next"/>
                 <w:color w:val="1A1A1A"/>
-                <w:sz w:val="20"/>
+                <w:sz w:val="22"/>
                 <w:szCs w:val="20"/>
               </w:rPr>
               <w:t xml:space="preserve">A window washer moves from (21, 18) to (21, 7). Each unit is 1 foot. How far does the washer move?</w:t>
@@ -2032,7 +2036,7 @@
                 <w:rFonts w:ascii="Avenir Next" w:hAnsi="Avenir Next" w:cs="Avenir Next" w:eastAsia="Avenir Next"/>
                 <w:b/>
                 <w:color w:val="003A70"/>
-                <w:sz w:val="17"/>
+                <w:sz w:val="22"/>
                 <w:szCs w:val="17"/>
               </w:rPr>
               <w:t xml:space="preserve">Hint  </w:t>
@@ -2042,7 +2046,7 @@
                 <w:rFonts w:ascii="Avenir Next" w:hAnsi="Avenir Next" w:cs="Avenir Next" w:eastAsia="Avenir Next"/>
                 <w:i/>
                 <w:color w:val="5A5F66"/>
-                <w:sz w:val="17"/>
+                <w:sz w:val="22"/>
                 <w:szCs w:val="17"/>
               </w:rPr>
               <w:t xml:space="preserve">Are 18 and 7 on the same side of 0?</w:t>
@@ -2050,7 +2054,7 @@
           </w:p>
           <w:p>
             <w:pPr>
-              <w:spacing w:before="0" w:after="0" w:line="60" w:lineRule="auto"/>
+              <w:spacing w:before="0" w:after="0" w:line="50" w:lineRule="exact"/>
             </w:pPr>
           </w:p>
           <w:tbl>
@@ -2119,25 +2123,25 @@
                 <w:rFonts w:ascii="Avenir Next" w:hAnsi="Avenir Next" w:cs="Avenir Next" w:eastAsia="Avenir Next"/>
                 <w:b/>
                 <w:color w:val="1A1A1A"/>
+                <w:sz w:val="22"/>
+                <w:szCs w:val="18"/>
+              </w:rPr>
+              <w:t xml:space="preserve">Answer</w:t>
+            </w:r>
+            <w:r>
+              <w:rPr>
+                <w:rFonts w:ascii="Avenir Next" w:hAnsi="Avenir Next" w:cs="Avenir Next" w:eastAsia="Avenir Next"/>
+                <w:color w:val="1A1A1A"/>
                 <w:sz w:val="18"/>
                 <w:szCs w:val="18"/>
               </w:rPr>
-              <w:t xml:space="preserve">Answer</w:t>
-            </w:r>
-            <w:r>
-              <w:rPr>
-                <w:rFonts w:ascii="Avenir Next" w:hAnsi="Avenir Next" w:cs="Avenir Next" w:eastAsia="Avenir Next"/>
-                <w:color w:val="1A1A1A"/>
-                <w:sz w:val="18"/>
-                <w:szCs w:val="18"/>
-              </w:rPr>
               <w:tab/>
             </w:r>
             <w:r>
               <w:rPr>
                 <w:rFonts w:ascii="Avenir Next" w:hAnsi="Avenir Next" w:cs="Avenir Next" w:eastAsia="Avenir Next"/>
                 <w:color w:val="1A1A1A"/>
-                <w:sz w:val="18"/>
+                <w:sz w:val="22"/>
                 <w:szCs w:val="18"/>
               </w:rPr>
               <w:t xml:space="preserve">  ft</w:t>
@@ -2148,12 +2152,12 @@
     </w:tbl>
     <w:p>
       <w:pPr>
-        <w:spacing w:before="0" w:after="0" w:line="20" w:lineRule="exact"/>
+        <w:spacing w:before="0" w:after="0" w:line="50" w:lineRule="exact"/>
       </w:pPr>
     </w:p>
     <w:p>
       <w:pPr>
-        <w:spacing w:before="0" w:after="0" w:line="20" w:lineRule="exact"/>
+        <w:spacing w:before="0" w:after="0" w:line="50" w:lineRule="exact"/>
       </w:pPr>
     </w:p>
     <w:tbl>
@@ -2203,43 +2207,43 @@
                 <w:rFonts w:ascii="Avenir Next" w:hAnsi="Avenir Next" w:cs="Avenir Next" w:eastAsia="Avenir Next"/>
                 <w:b/>
                 <w:color w:val="1A1A1A"/>
+                <w:sz w:val="22"/>
+                <w:szCs w:val="20"/>
+              </w:rPr>
+              <w:t xml:space="preserve">7.</w:t>
+            </w:r>
+            <w:r>
+              <w:rPr>
+                <w:rFonts w:ascii="Avenir Next" w:hAnsi="Avenir Next" w:cs="Avenir Next" w:eastAsia="Avenir Next"/>
+                <w:color w:val="1A1A1A"/>
                 <w:sz w:val="20"/>
                 <w:szCs w:val="20"/>
               </w:rPr>
-              <w:t xml:space="preserve">7.</w:t>
-            </w:r>
-            <w:r>
-              <w:rPr>
-                <w:rFonts w:ascii="Avenir Next" w:hAnsi="Avenir Next" w:cs="Avenir Next" w:eastAsia="Avenir Next"/>
-                <w:color w:val="1A1A1A"/>
-                <w:sz w:val="20"/>
+              <w:tab/>
+            </w:r>
+            <w:r>
+              <w:rPr>
+                <w:rFonts w:ascii="Avenir Next" w:hAnsi="Avenir Next" w:cs="Avenir Next" w:eastAsia="Avenir Next"/>
+                <w:b/>
+                <w:color w:val="1A1A1A"/>
+                <w:sz w:val="22"/>
                 <w:szCs w:val="20"/>
               </w:rPr>
-              <w:tab/>
-            </w:r>
-            <w:r>
-              <w:rPr>
-                <w:rFonts w:ascii="Avenir Next" w:hAnsi="Avenir Next" w:cs="Avenir Next" w:eastAsia="Avenir Next"/>
-                <w:b/>
-                <w:color w:val="1A1A1A"/>
-                <w:sz w:val="20"/>
+              <w:t xml:space="preserve">Bus Route.  </w:t>
+            </w:r>
+            <w:r>
+              <w:rPr>
+                <w:rFonts w:ascii="Avenir Next" w:hAnsi="Avenir Next" w:cs="Avenir Next" w:eastAsia="Avenir Next"/>
+                <w:color w:val="1A1A1A"/>
+                <w:sz w:val="22"/>
                 <w:szCs w:val="20"/>
               </w:rPr>
-              <w:t xml:space="preserve">Bus Route.  </w:t>
-            </w:r>
-            <w:r>
-              <w:rPr>
-                <w:rFonts w:ascii="Avenir Next" w:hAnsi="Avenir Next" w:cs="Avenir Next" w:eastAsia="Avenir Next"/>
-                <w:color w:val="1A1A1A"/>
-                <w:sz w:val="20"/>
-                <w:szCs w:val="20"/>
-              </w:rPr>
               <w:t xml:space="preserve">A bus runs straight from (−17, −4) to (12, −4). Each unit is 1 block. How far does the bus go?</w:t>
             </w:r>
           </w:p>
           <w:p>
             <w:pPr>
-              <w:spacing w:before="0" w:after="0" w:line="60" w:lineRule="auto"/>
+              <w:spacing w:before="0" w:after="0" w:line="50" w:lineRule="exact"/>
             </w:pPr>
           </w:p>
           <w:tbl>
@@ -2308,25 +2312,25 @@
                 <w:rFonts w:ascii="Avenir Next" w:hAnsi="Avenir Next" w:cs="Avenir Next" w:eastAsia="Avenir Next"/>
                 <w:b/>
                 <w:color w:val="1A1A1A"/>
+                <w:sz w:val="22"/>
+                <w:szCs w:val="18"/>
+              </w:rPr>
+              <w:t xml:space="preserve">Answer</w:t>
+            </w:r>
+            <w:r>
+              <w:rPr>
+                <w:rFonts w:ascii="Avenir Next" w:hAnsi="Avenir Next" w:cs="Avenir Next" w:eastAsia="Avenir Next"/>
+                <w:color w:val="1A1A1A"/>
                 <w:sz w:val="18"/>
                 <w:szCs w:val="18"/>
               </w:rPr>
-              <w:t xml:space="preserve">Answer</w:t>
-            </w:r>
-            <w:r>
-              <w:rPr>
-                <w:rFonts w:ascii="Avenir Next" w:hAnsi="Avenir Next" w:cs="Avenir Next" w:eastAsia="Avenir Next"/>
-                <w:color w:val="1A1A1A"/>
-                <w:sz w:val="18"/>
-                <w:szCs w:val="18"/>
-              </w:rPr>
               <w:tab/>
             </w:r>
             <w:r>
               <w:rPr>
                 <w:rFonts w:ascii="Avenir Next" w:hAnsi="Avenir Next" w:cs="Avenir Next" w:eastAsia="Avenir Next"/>
                 <w:color w:val="1A1A1A"/>
-                <w:sz w:val="18"/>
+                <w:sz w:val="22"/>
                 <w:szCs w:val="18"/>
               </w:rPr>
               <w:t xml:space="preserve">  blocks</w:t>
@@ -2337,12 +2341,12 @@
     </w:tbl>
     <w:p>
       <w:pPr>
-        <w:spacing w:before="0" w:after="0" w:line="20" w:lineRule="exact"/>
+        <w:spacing w:before="0" w:after="0" w:line="50" w:lineRule="exact"/>
       </w:pPr>
     </w:p>
     <w:p>
       <w:pPr>
-        <w:spacing w:before="0" w:after="0" w:line="20" w:lineRule="exact"/>
+        <w:spacing w:before="0" w:after="0" w:line="50" w:lineRule="exact"/>
       </w:pPr>
     </w:p>
     <w:tbl>
@@ -2426,18 +2430,18 @@
                       <w:rFonts w:ascii="Avenir Next" w:hAnsi="Avenir Next" w:cs="Avenir Next" w:eastAsia="Avenir Next"/>
                       <w:b/>
                       <w:color w:val="1A1A1A"/>
+                      <w:sz w:val="22"/>
+                      <w:szCs w:val="20"/>
+                    </w:rPr>
+                    <w:t xml:space="preserve">8.</w:t>
+                  </w:r>
+                  <w:r>
+                    <w:rPr>
+                      <w:rFonts w:ascii="Avenir Next" w:hAnsi="Avenir Next" w:cs="Avenir Next" w:eastAsia="Avenir Next"/>
+                      <w:color w:val="1A1A1A"/>
                       <w:sz w:val="20"/>
                       <w:szCs w:val="20"/>
                     </w:rPr>
-                    <w:t xml:space="preserve">8.</w:t>
-                  </w:r>
-                  <w:r>
-                    <w:rPr>
-                      <w:rFonts w:ascii="Avenir Next" w:hAnsi="Avenir Next" w:cs="Avenir Next" w:eastAsia="Avenir Next"/>
-                      <w:color w:val="1A1A1A"/>
-                      <w:sz w:val="20"/>
-                      <w:szCs w:val="20"/>
-                    </w:rPr>
                     <w:tab/>
                   </w:r>
                   <w:r>
@@ -2445,7 +2449,7 @@
                       <w:rFonts w:ascii="Avenir Next" w:hAnsi="Avenir Next" w:cs="Avenir Next" w:eastAsia="Avenir Next"/>
                       <w:b/>
                       <w:color w:val="1A1A1A"/>
-                      <w:sz w:val="20"/>
+                      <w:sz w:val="22"/>
                       <w:szCs w:val="20"/>
                     </w:rPr>
                     <w:t xml:space="preserve">City Grid.  </w:t>
@@ -2454,7 +2458,7 @@
                     <w:rPr>
                       <w:rFonts w:ascii="Avenir Next" w:hAnsi="Avenir Next" w:cs="Avenir Next" w:eastAsia="Avenir Next"/>
                       <w:color w:val="1A1A1A"/>
-                      <w:sz w:val="20"/>
+                      <w:sz w:val="22"/>
                       <w:szCs w:val="20"/>
                     </w:rPr>
                     <w:t xml:space="preserve">Each unit is 1 block. A library is at (−4, 6), a school at (5, 6) and a park at (5, −3). Plot the walk on the grid.</w:t>
@@ -2474,10 +2478,28 @@
                       <w:rFonts w:ascii="Avenir Next" w:hAnsi="Avenir Next" w:cs="Avenir Next" w:eastAsia="Avenir Next"/>
                       <w:b/>
                       <w:color w:val="003A70"/>
+                      <w:sz w:val="22"/>
+                      <w:szCs w:val="20"/>
+                    </w:rPr>
+                    <w:t xml:space="preserve">a.</w:t>
+                  </w:r>
+                  <w:r>
+                    <w:rPr>
+                      <w:rFonts w:ascii="Avenir Next" w:hAnsi="Avenir Next" w:cs="Avenir Next" w:eastAsia="Avenir Next"/>
+                      <w:color w:val="1A1A1A"/>
                       <w:sz w:val="20"/>
                       <w:szCs w:val="20"/>
                     </w:rPr>
-                    <w:t xml:space="preserve">a.</w:t>
+                    <w:tab/>
+                  </w:r>
+                  <w:r>
+                    <w:rPr>
+                      <w:rFonts w:ascii="Avenir Next" w:hAnsi="Avenir Next" w:cs="Avenir Next" w:eastAsia="Avenir Next"/>
+                      <w:color w:val="1A1A1A"/>
+                      <w:sz w:val="22"/>
+                      <w:szCs w:val="20"/>
+                    </w:rPr>
+                    <w:t xml:space="preserve">Library to school</w:t>
                   </w:r>
                   <w:r>
                     <w:rPr>
@@ -2486,7 +2508,7 @@
                       <w:sz w:val="20"/>
                       <w:szCs w:val="20"/>
                     </w:rPr>
-                    <w:tab/>
+                    <w:t xml:space="preserve">  </w:t>
                   </w:r>
                   <w:r>
                     <w:rPr>
@@ -2494,24 +2516,6 @@
                       <w:color w:val="1A1A1A"/>
                       <w:sz w:val="20"/>
                       <w:szCs w:val="20"/>
-                    </w:rPr>
-                    <w:t xml:space="preserve">Library to school</w:t>
-                  </w:r>
-                  <w:r>
-                    <w:rPr>
-                      <w:rFonts w:ascii="Avenir Next" w:hAnsi="Avenir Next" w:cs="Avenir Next" w:eastAsia="Avenir Next"/>
-                      <w:color w:val="1A1A1A"/>
-                      <w:sz w:val="20"/>
-                      <w:szCs w:val="20"/>
-                    </w:rPr>
-                    <w:t xml:space="preserve">  </w:t>
-                  </w:r>
-                  <w:r>
-                    <w:rPr>
-                      <w:rFonts w:ascii="Avenir Next" w:hAnsi="Avenir Next" w:cs="Avenir Next" w:eastAsia="Avenir Next"/>
-                      <w:color w:val="1A1A1A"/>
-                      <w:sz w:val="20"/>
-                      <w:szCs w:val="20"/>
                       <w:u w:val="single"/>
                     </w:rPr>
                     <w:t xml:space="preserve">                </w:t>
@@ -2520,7 +2524,7 @@
                     <w:rPr>
                       <w:rFonts w:ascii="Avenir Next" w:hAnsi="Avenir Next" w:cs="Avenir Next" w:eastAsia="Avenir Next"/>
                       <w:color w:val="1A1A1A"/>
-                      <w:sz w:val="20"/>
+                      <w:sz w:val="22"/>
                       <w:szCs w:val="20"/>
                     </w:rPr>
                     <w:t xml:space="preserve"> blocks</w:t>
@@ -2540,10 +2544,28 @@
                       <w:rFonts w:ascii="Avenir Next" w:hAnsi="Avenir Next" w:cs="Avenir Next" w:eastAsia="Avenir Next"/>
                       <w:b/>
                       <w:color w:val="003A70"/>
+                      <w:sz w:val="22"/>
+                      <w:szCs w:val="20"/>
+                    </w:rPr>
+                    <w:t xml:space="preserve">b.</w:t>
+                  </w:r>
+                  <w:r>
+                    <w:rPr>
+                      <w:rFonts w:ascii="Avenir Next" w:hAnsi="Avenir Next" w:cs="Avenir Next" w:eastAsia="Avenir Next"/>
+                      <w:color w:val="1A1A1A"/>
                       <w:sz w:val="20"/>
                       <w:szCs w:val="20"/>
                     </w:rPr>
-                    <w:t xml:space="preserve">b.</w:t>
+                    <w:tab/>
+                  </w:r>
+                  <w:r>
+                    <w:rPr>
+                      <w:rFonts w:ascii="Avenir Next" w:hAnsi="Avenir Next" w:cs="Avenir Next" w:eastAsia="Avenir Next"/>
+                      <w:color w:val="1A1A1A"/>
+                      <w:sz w:val="22"/>
+                      <w:szCs w:val="20"/>
+                    </w:rPr>
+                    <w:t xml:space="preserve">School to park</w:t>
                   </w:r>
                   <w:r>
                     <w:rPr>
@@ -2552,7 +2574,7 @@
                       <w:sz w:val="20"/>
                       <w:szCs w:val="20"/>
                     </w:rPr>
-                    <w:tab/>
+                    <w:t xml:space="preserve">  </w:t>
                   </w:r>
                   <w:r>
                     <w:rPr>
@@ -2560,24 +2582,6 @@
                       <w:color w:val="1A1A1A"/>
                       <w:sz w:val="20"/>
                       <w:szCs w:val="20"/>
-                    </w:rPr>
-                    <w:t xml:space="preserve">School to park</w:t>
-                  </w:r>
-                  <w:r>
-                    <w:rPr>
-                      <w:rFonts w:ascii="Avenir Next" w:hAnsi="Avenir Next" w:cs="Avenir Next" w:eastAsia="Avenir Next"/>
-                      <w:color w:val="1A1A1A"/>
-                      <w:sz w:val="20"/>
-                      <w:szCs w:val="20"/>
-                    </w:rPr>
-                    <w:t xml:space="preserve">  </w:t>
-                  </w:r>
-                  <w:r>
-                    <w:rPr>
-                      <w:rFonts w:ascii="Avenir Next" w:hAnsi="Avenir Next" w:cs="Avenir Next" w:eastAsia="Avenir Next"/>
-                      <w:color w:val="1A1A1A"/>
-                      <w:sz w:val="20"/>
-                      <w:szCs w:val="20"/>
                       <w:u w:val="single"/>
                     </w:rPr>
                     <w:t xml:space="preserve">                </w:t>
@@ -2586,7 +2590,7 @@
                     <w:rPr>
                       <w:rFonts w:ascii="Avenir Next" w:hAnsi="Avenir Next" w:cs="Avenir Next" w:eastAsia="Avenir Next"/>
                       <w:color w:val="1A1A1A"/>
-                      <w:sz w:val="20"/>
+                      <w:sz w:val="22"/>
                       <w:szCs w:val="20"/>
                     </w:rPr>
                     <w:t xml:space="preserve"> blocks</w:t>
@@ -2606,10 +2610,28 @@
                       <w:rFonts w:ascii="Avenir Next" w:hAnsi="Avenir Next" w:cs="Avenir Next" w:eastAsia="Avenir Next"/>
                       <w:b/>
                       <w:color w:val="003A70"/>
+                      <w:sz w:val="22"/>
+                      <w:szCs w:val="20"/>
+                    </w:rPr>
+                    <w:t xml:space="preserve">c.</w:t>
+                  </w:r>
+                  <w:r>
+                    <w:rPr>
+                      <w:rFonts w:ascii="Avenir Next" w:hAnsi="Avenir Next" w:cs="Avenir Next" w:eastAsia="Avenir Next"/>
+                      <w:color w:val="1A1A1A"/>
                       <w:sz w:val="20"/>
                       <w:szCs w:val="20"/>
                     </w:rPr>
-                    <w:t xml:space="preserve">c.</w:t>
+                    <w:tab/>
+                  </w:r>
+                  <w:r>
+                    <w:rPr>
+                      <w:rFonts w:ascii="Avenir Next" w:hAnsi="Avenir Next" w:cs="Avenir Next" w:eastAsia="Avenir Next"/>
+                      <w:color w:val="1A1A1A"/>
+                      <w:sz w:val="22"/>
+                      <w:szCs w:val="20"/>
+                    </w:rPr>
+                    <w:t xml:space="preserve">Total walk</w:t>
                   </w:r>
                   <w:r>
                     <w:rPr>
@@ -2618,7 +2640,7 @@
                       <w:sz w:val="20"/>
                       <w:szCs w:val="20"/>
                     </w:rPr>
-                    <w:tab/>
+                    <w:t xml:space="preserve">  </w:t>
                   </w:r>
                   <w:r>
                     <w:rPr>
@@ -2626,24 +2648,6 @@
                       <w:color w:val="1A1A1A"/>
                       <w:sz w:val="20"/>
                       <w:szCs w:val="20"/>
-                    </w:rPr>
-                    <w:t xml:space="preserve">Total walk</w:t>
-                  </w:r>
-                  <w:r>
-                    <w:rPr>
-                      <w:rFonts w:ascii="Avenir Next" w:hAnsi="Avenir Next" w:cs="Avenir Next" w:eastAsia="Avenir Next"/>
-                      <w:color w:val="1A1A1A"/>
-                      <w:sz w:val="20"/>
-                      <w:szCs w:val="20"/>
-                    </w:rPr>
-                    <w:t xml:space="preserve">  </w:t>
-                  </w:r>
-                  <w:r>
-                    <w:rPr>
-                      <w:rFonts w:ascii="Avenir Next" w:hAnsi="Avenir Next" w:cs="Avenir Next" w:eastAsia="Avenir Next"/>
-                      <w:color w:val="1A1A1A"/>
-                      <w:sz w:val="20"/>
-                      <w:szCs w:val="20"/>
                       <w:u w:val="single"/>
                     </w:rPr>
                     <w:t xml:space="preserve">                </w:t>
@@ -2652,7 +2656,7 @@
                     <w:rPr>
                       <w:rFonts w:ascii="Avenir Next" w:hAnsi="Avenir Next" w:cs="Avenir Next" w:eastAsia="Avenir Next"/>
                       <w:color w:val="1A1A1A"/>
-                      <w:sz w:val="20"/>
+                      <w:sz w:val="22"/>
                       <w:szCs w:val="20"/>
                     </w:rPr>
                     <w:t xml:space="preserve"> blocks</w:t>
@@ -2673,7 +2677,7 @@
                     <w:drawing>
                       <wp:inline distT="0" distB="0" distL="0" distR="0">
                         <wp:extent cx="1645920" cy="1662056"/>
-                        <wp:docPr id="2" name="Figure 2"/>
+                        <wp:docPr id="2" name="Figure 2" descr="Coordinate grid. Horizontal axis x: -7 to 7, ticks every 1. Vertical axis y: -7 to 7, ticks every 1. Blank grid for the student to plot."/>
                         <a:graphic xmlns:a="http://schemas.openxmlformats.org/drawingml/2006/main">
                           <a:graphicData uri="http://schemas.openxmlformats.org/drawingml/2006/picture">
                             <pic:pic xmlns:pic="http://schemas.openxmlformats.org/drawingml/2006/picture">
@@ -2708,7 +2712,7 @@
           </w:tbl>
           <w:p>
             <w:pPr>
-              <w:spacing w:before="0" w:after="0" w:line="24" w:lineRule="auto"/>
+              <w:spacing w:before="0" w:after="0" w:line="50" w:lineRule="exact"/>
             </w:pPr>
           </w:p>
         </w:tc>
@@ -2716,11 +2720,12 @@
     </w:tbl>
     <w:p>
       <w:pPr>
-        <w:spacing w:before="0" w:after="0" w:line="20" w:lineRule="exact"/>
+        <w:spacing w:before="0" w:after="0" w:line="50" w:lineRule="exact"/>
       </w:pPr>
     </w:p>
     <w:p>
       <w:pPr>
+        <w:pStyle w:val="Heading2"/>
         <w:keepNext/>
         <w:pBdr>
           <w:bottom w:val="single" w:sz="8" w:space="3" w:color="003A70"/>
@@ -2736,7 +2741,7 @@
           <w:b/>
           <w:color w:val="003A70"/>
           <w:spacing w:val="14"/>
-          <w:sz w:val="19"/>
+          <w:sz w:val="22"/>
           <w:szCs w:val="19"/>
         </w:rPr>
         <w:t xml:space="preserve">FIND THE ERROR</w:t>
@@ -2755,7 +2760,7 @@
           <w:rFonts w:ascii="Avenir Next" w:hAnsi="Avenir Next" w:cs="Avenir Next" w:eastAsia="Avenir Next"/>
           <w:i/>
           <w:color w:val="5A5F66"/>
-          <w:sz w:val="17"/>
+          <w:sz w:val="22"/>
           <w:szCs w:val="17"/>
         </w:rPr>
         <w:t xml:space="preserve">explain the mistake, then fix it</w:t>
@@ -2763,7 +2768,7 @@
     </w:p>
     <w:p>
       <w:pPr>
-        <w:spacing w:before="0" w:after="0" w:line="20" w:lineRule="exact"/>
+        <w:spacing w:before="0" w:after="0" w:line="50" w:lineRule="exact"/>
       </w:pPr>
     </w:p>
     <w:tbl>
@@ -2813,35 +2818,35 @@
                 <w:rFonts w:ascii="Avenir Next" w:hAnsi="Avenir Next" w:cs="Avenir Next" w:eastAsia="Avenir Next"/>
                 <w:b/>
                 <w:color w:val="1A1A1A"/>
+                <w:sz w:val="22"/>
+                <w:szCs w:val="20"/>
+              </w:rPr>
+              <w:t xml:space="preserve">9.</w:t>
+            </w:r>
+            <w:r>
+              <w:rPr>
+                <w:rFonts w:ascii="Avenir Next" w:hAnsi="Avenir Next" w:cs="Avenir Next" w:eastAsia="Avenir Next"/>
+                <w:color w:val="1A1A1A"/>
                 <w:sz w:val="20"/>
                 <w:szCs w:val="20"/>
               </w:rPr>
-              <w:t xml:space="preserve">9.</w:t>
-            </w:r>
-            <w:r>
-              <w:rPr>
-                <w:rFonts w:ascii="Avenir Next" w:hAnsi="Avenir Next" w:cs="Avenir Next" w:eastAsia="Avenir Next"/>
-                <w:color w:val="1A1A1A"/>
-                <w:sz w:val="20"/>
+              <w:tab/>
+            </w:r>
+            <w:r>
+              <w:rPr>
+                <w:rFonts w:ascii="Avenir Next" w:hAnsi="Avenir Next" w:cs="Avenir Next" w:eastAsia="Avenir Next"/>
+                <w:b/>
+                <w:color w:val="1A1A1A"/>
+                <w:sz w:val="22"/>
                 <w:szCs w:val="20"/>
               </w:rPr>
-              <w:tab/>
-            </w:r>
-            <w:r>
-              <w:rPr>
-                <w:rFonts w:ascii="Avenir Next" w:hAnsi="Avenir Next" w:cs="Avenir Next" w:eastAsia="Avenir Next"/>
-                <w:b/>
-                <w:color w:val="1A1A1A"/>
-                <w:sz w:val="20"/>
-                <w:szCs w:val="20"/>
-              </w:rPr>
               <w:t xml:space="preserve">Malik’s Work.  </w:t>
             </w:r>
             <w:r>
               <w:rPr>
                 <w:rFonts w:ascii="Avenir Next" w:hAnsi="Avenir Next" w:cs="Avenir Next" w:eastAsia="Avenir Next"/>
                 <w:color w:val="1A1A1A"/>
-                <w:sz w:val="20"/>
+                <w:sz w:val="22"/>
                 <w:szCs w:val="20"/>
               </w:rPr>
               <w:t xml:space="preserve">To find the distance from (2, −9) to (2, 6), Malik wrote 9 − 6 = 3 units. Explain his mistake. Then find the correct distance.</w:t>
@@ -2887,7 +2892,7 @@
                 </w:tcPr>
                 <w:p>
                   <w:pPr>
-                    <w:spacing w:before="0" w:after="0" w:line="240" w:lineRule="auto"/>
+                    <w:spacing w:before="0" w:after="0" w:line="50" w:lineRule="exact"/>
                   </w:pPr>
                 </w:p>
               </w:tc>
@@ -2907,7 +2912,7 @@
                 </w:tcPr>
                 <w:p>
                   <w:pPr>
-                    <w:spacing w:before="0" w:after="0" w:line="240" w:lineRule="auto"/>
+                    <w:spacing w:before="0" w:after="0" w:line="50" w:lineRule="exact"/>
                   </w:pPr>
                 </w:p>
               </w:tc>
@@ -2927,7 +2932,7 @@
                 </w:tcPr>
                 <w:p>
                   <w:pPr>
-                    <w:spacing w:before="0" w:after="0" w:line="240" w:lineRule="auto"/>
+                    <w:spacing w:before="0" w:after="0" w:line="50" w:lineRule="exact"/>
                   </w:pPr>
                 </w:p>
               </w:tc>
@@ -2935,7 +2940,7 @@
           </w:tbl>
           <w:p>
             <w:pPr>
-              <w:spacing w:before="0" w:after="0" w:line="24" w:lineRule="auto"/>
+              <w:spacing w:before="0" w:after="0" w:line="50" w:lineRule="exact"/>
             </w:pPr>
           </w:p>
         </w:tc>
@@ -2943,11 +2948,12 @@
     </w:tbl>
     <w:p>
       <w:pPr>
-        <w:spacing w:before="0" w:after="0" w:line="20" w:lineRule="exact"/>
+        <w:spacing w:before="0" w:after="0" w:line="50" w:lineRule="exact"/>
       </w:pPr>
     </w:p>
     <w:p>
       <w:pPr>
+        <w:pStyle w:val="Heading2"/>
         <w:keepNext/>
         <w:pBdr>
           <w:bottom w:val="single" w:sz="8" w:space="3" w:color="003A70"/>
@@ -2963,7 +2969,7 @@
           <w:b/>
           <w:color w:val="003A70"/>
           <w:spacing w:val="14"/>
-          <w:sz w:val="19"/>
+          <w:sz w:val="22"/>
           <w:szCs w:val="19"/>
         </w:rPr>
         <w:t xml:space="preserve">TEST PRACTICE</w:t>
@@ -2982,7 +2988,7 @@
           <w:rFonts w:ascii="Avenir Next" w:hAnsi="Avenir Next" w:cs="Avenir Next" w:eastAsia="Avenir Next"/>
           <w:i/>
           <w:color w:val="5A5F66"/>
-          <w:sz w:val="17"/>
+          <w:sz w:val="22"/>
           <w:szCs w:val="17"/>
         </w:rPr>
         <w:t xml:space="preserve">choose the best answer</w:t>
@@ -2990,7 +2996,7 @@
     </w:p>
     <w:p>
       <w:pPr>
-        <w:spacing w:before="0" w:after="0" w:line="20" w:lineRule="exact"/>
+        <w:spacing w:before="0" w:after="0" w:line="50" w:lineRule="exact"/>
       </w:pPr>
     </w:p>
     <w:tbl>
@@ -3040,25 +3046,25 @@
                 <w:rFonts w:ascii="Avenir Next" w:hAnsi="Avenir Next" w:cs="Avenir Next" w:eastAsia="Avenir Next"/>
                 <w:b/>
                 <w:color w:val="1A1A1A"/>
+                <w:sz w:val="22"/>
+                <w:szCs w:val="20"/>
+              </w:rPr>
+              <w:t xml:space="preserve">10.</w:t>
+            </w:r>
+            <w:r>
+              <w:rPr>
+                <w:rFonts w:ascii="Avenir Next" w:hAnsi="Avenir Next" w:cs="Avenir Next" w:eastAsia="Avenir Next"/>
+                <w:color w:val="1A1A1A"/>
                 <w:sz w:val="20"/>
                 <w:szCs w:val="20"/>
               </w:rPr>
-              <w:t xml:space="preserve">10.</w:t>
-            </w:r>
-            <w:r>
-              <w:rPr>
-                <w:rFonts w:ascii="Avenir Next" w:hAnsi="Avenir Next" w:cs="Avenir Next" w:eastAsia="Avenir Next"/>
-                <w:color w:val="1A1A1A"/>
-                <w:sz w:val="20"/>
-                <w:szCs w:val="20"/>
-              </w:rPr>
               <w:tab/>
             </w:r>
             <w:r>
               <w:rPr>
                 <w:rFonts w:ascii="Avenir Next" w:hAnsi="Avenir Next" w:cs="Avenir Next" w:eastAsia="Avenir Next"/>
                 <w:color w:val="1A1A1A"/>
-                <w:sz w:val="20"/>
+                <w:sz w:val="22"/>
                 <w:szCs w:val="20"/>
               </w:rPr>
               <w:t xml:space="preserve">The distance from (4, 2) to (4, 9) is —</w:t>
@@ -3114,25 +3120,25 @@
                       <w:rFonts w:ascii="Avenir Next" w:hAnsi="Avenir Next" w:cs="Avenir Next" w:eastAsia="Avenir Next"/>
                       <w:b/>
                       <w:color w:val="003A70"/>
+                      <w:sz w:val="22"/>
+                      <w:szCs w:val="19"/>
+                    </w:rPr>
+                    <w:t xml:space="preserve">A</w:t>
+                  </w:r>
+                  <w:r>
+                    <w:rPr>
+                      <w:rFonts w:ascii="Avenir Next" w:hAnsi="Avenir Next" w:cs="Avenir Next" w:eastAsia="Avenir Next"/>
+                      <w:color w:val="1A1A1A"/>
                       <w:sz w:val="19"/>
                       <w:szCs w:val="19"/>
                     </w:rPr>
-                    <w:t xml:space="preserve">A</w:t>
-                  </w:r>
-                  <w:r>
-                    <w:rPr>
-                      <w:rFonts w:ascii="Avenir Next" w:hAnsi="Avenir Next" w:cs="Avenir Next" w:eastAsia="Avenir Next"/>
-                      <w:color w:val="1A1A1A"/>
-                      <w:sz w:val="19"/>
-                      <w:szCs w:val="19"/>
-                    </w:rPr>
                     <w:tab/>
                   </w:r>
                   <w:r>
                     <w:rPr>
                       <w:rFonts w:ascii="Avenir Next" w:hAnsi="Avenir Next" w:cs="Avenir Next" w:eastAsia="Avenir Next"/>
                       <w:color w:val="1A1A1A"/>
-                      <w:sz w:val="19"/>
+                      <w:sz w:val="22"/>
                       <w:szCs w:val="19"/>
                     </w:rPr>
                     <w:t xml:space="preserve">2 units</w:t>
@@ -3157,25 +3163,25 @@
                       <w:rFonts w:ascii="Avenir Next" w:hAnsi="Avenir Next" w:cs="Avenir Next" w:eastAsia="Avenir Next"/>
                       <w:b/>
                       <w:color w:val="003A70"/>
+                      <w:sz w:val="22"/>
+                      <w:szCs w:val="19"/>
+                    </w:rPr>
+                    <w:t xml:space="preserve">B</w:t>
+                  </w:r>
+                  <w:r>
+                    <w:rPr>
+                      <w:rFonts w:ascii="Avenir Next" w:hAnsi="Avenir Next" w:cs="Avenir Next" w:eastAsia="Avenir Next"/>
+                      <w:color w:val="1A1A1A"/>
                       <w:sz w:val="19"/>
                       <w:szCs w:val="19"/>
                     </w:rPr>
-                    <w:t xml:space="preserve">B</w:t>
-                  </w:r>
-                  <w:r>
-                    <w:rPr>
-                      <w:rFonts w:ascii="Avenir Next" w:hAnsi="Avenir Next" w:cs="Avenir Next" w:eastAsia="Avenir Next"/>
-                      <w:color w:val="1A1A1A"/>
-                      <w:sz w:val="19"/>
-                      <w:szCs w:val="19"/>
-                    </w:rPr>
                     <w:tab/>
                   </w:r>
                   <w:r>
                     <w:rPr>
                       <w:rFonts w:ascii="Avenir Next" w:hAnsi="Avenir Next" w:cs="Avenir Next" w:eastAsia="Avenir Next"/>
                       <w:color w:val="1A1A1A"/>
-                      <w:sz w:val="19"/>
+                      <w:sz w:val="22"/>
                       <w:szCs w:val="19"/>
                     </w:rPr>
                     <w:t xml:space="preserve">7 units</w:t>
@@ -3200,25 +3206,25 @@
                       <w:rFonts w:ascii="Avenir Next" w:hAnsi="Avenir Next" w:cs="Avenir Next" w:eastAsia="Avenir Next"/>
                       <w:b/>
                       <w:color w:val="003A70"/>
+                      <w:sz w:val="22"/>
+                      <w:szCs w:val="19"/>
+                    </w:rPr>
+                    <w:t xml:space="preserve">C</w:t>
+                  </w:r>
+                  <w:r>
+                    <w:rPr>
+                      <w:rFonts w:ascii="Avenir Next" w:hAnsi="Avenir Next" w:cs="Avenir Next" w:eastAsia="Avenir Next"/>
+                      <w:color w:val="1A1A1A"/>
                       <w:sz w:val="19"/>
                       <w:szCs w:val="19"/>
                     </w:rPr>
-                    <w:t xml:space="preserve">C</w:t>
-                  </w:r>
-                  <w:r>
-                    <w:rPr>
-                      <w:rFonts w:ascii="Avenir Next" w:hAnsi="Avenir Next" w:cs="Avenir Next" w:eastAsia="Avenir Next"/>
-                      <w:color w:val="1A1A1A"/>
-                      <w:sz w:val="19"/>
-                      <w:szCs w:val="19"/>
-                    </w:rPr>
                     <w:tab/>
                   </w:r>
                   <w:r>
                     <w:rPr>
                       <w:rFonts w:ascii="Avenir Next" w:hAnsi="Avenir Next" w:cs="Avenir Next" w:eastAsia="Avenir Next"/>
                       <w:color w:val="1A1A1A"/>
-                      <w:sz w:val="19"/>
+                      <w:sz w:val="22"/>
                       <w:szCs w:val="19"/>
                     </w:rPr>
                     <w:t xml:space="preserve">11 units</w:t>
@@ -3243,25 +3249,25 @@
                       <w:rFonts w:ascii="Avenir Next" w:hAnsi="Avenir Next" w:cs="Avenir Next" w:eastAsia="Avenir Next"/>
                       <w:b/>
                       <w:color w:val="003A70"/>
+                      <w:sz w:val="22"/>
+                      <w:szCs w:val="19"/>
+                    </w:rPr>
+                    <w:t xml:space="preserve">D</w:t>
+                  </w:r>
+                  <w:r>
+                    <w:rPr>
+                      <w:rFonts w:ascii="Avenir Next" w:hAnsi="Avenir Next" w:cs="Avenir Next" w:eastAsia="Avenir Next"/>
+                      <w:color w:val="1A1A1A"/>
                       <w:sz w:val="19"/>
                       <w:szCs w:val="19"/>
                     </w:rPr>
-                    <w:t xml:space="preserve">D</w:t>
-                  </w:r>
-                  <w:r>
-                    <w:rPr>
-                      <w:rFonts w:ascii="Avenir Next" w:hAnsi="Avenir Next" w:cs="Avenir Next" w:eastAsia="Avenir Next"/>
-                      <w:color w:val="1A1A1A"/>
-                      <w:sz w:val="19"/>
-                      <w:szCs w:val="19"/>
-                    </w:rPr>
                     <w:tab/>
                   </w:r>
                   <w:r>
                     <w:rPr>
                       <w:rFonts w:ascii="Avenir Next" w:hAnsi="Avenir Next" w:cs="Avenir Next" w:eastAsia="Avenir Next"/>
                       <w:color w:val="1A1A1A"/>
-                      <w:sz w:val="19"/>
+                      <w:sz w:val="22"/>
                       <w:szCs w:val="19"/>
                     </w:rPr>
                     <w:t xml:space="preserve">13 units</w:t>
@@ -3272,7 +3278,7 @@
           </w:tbl>
           <w:p>
             <w:pPr>
-              <w:spacing w:before="0" w:after="0" w:line="24" w:lineRule="auto"/>
+              <w:spacing w:before="0" w:after="0" w:line="50" w:lineRule="exact"/>
             </w:pPr>
           </w:p>
         </w:tc>
@@ -3280,12 +3286,12 @@
     </w:tbl>
     <w:p>
       <w:pPr>
-        <w:spacing w:before="0" w:after="0" w:line="20" w:lineRule="exact"/>
+        <w:spacing w:before="0" w:after="0" w:line="50" w:lineRule="exact"/>
       </w:pPr>
     </w:p>
     <w:p>
       <w:pPr>
-        <w:spacing w:before="0" w:after="0" w:line="20" w:lineRule="exact"/>
+        <w:spacing w:before="0" w:after="0" w:line="50" w:lineRule="exact"/>
       </w:pPr>
     </w:p>
     <w:tbl>
@@ -3335,25 +3341,25 @@
                 <w:rFonts w:ascii="Avenir Next" w:hAnsi="Avenir Next" w:cs="Avenir Next" w:eastAsia="Avenir Next"/>
                 <w:b/>
                 <w:color w:val="1A1A1A"/>
+                <w:sz w:val="22"/>
+                <w:szCs w:val="20"/>
+              </w:rPr>
+              <w:t xml:space="preserve">11.</w:t>
+            </w:r>
+            <w:r>
+              <w:rPr>
+                <w:rFonts w:ascii="Avenir Next" w:hAnsi="Avenir Next" w:cs="Avenir Next" w:eastAsia="Avenir Next"/>
+                <w:color w:val="1A1A1A"/>
                 <w:sz w:val="20"/>
                 <w:szCs w:val="20"/>
               </w:rPr>
-              <w:t xml:space="preserve">11.</w:t>
-            </w:r>
-            <w:r>
-              <w:rPr>
-                <w:rFonts w:ascii="Avenir Next" w:hAnsi="Avenir Next" w:cs="Avenir Next" w:eastAsia="Avenir Next"/>
-                <w:color w:val="1A1A1A"/>
-                <w:sz w:val="20"/>
-                <w:szCs w:val="20"/>
-              </w:rPr>
               <w:tab/>
             </w:r>
             <w:r>
               <w:rPr>
                 <w:rFonts w:ascii="Avenir Next" w:hAnsi="Avenir Next" w:cs="Avenir Next" w:eastAsia="Avenir Next"/>
                 <w:color w:val="1A1A1A"/>
-                <w:sz w:val="20"/>
+                <w:sz w:val="22"/>
                 <w:szCs w:val="20"/>
               </w:rPr>
               <w:t xml:space="preserve">The distance from (−3, 5) to (6, 5) is —</w:t>
@@ -3409,25 +3415,25 @@
                       <w:rFonts w:ascii="Avenir Next" w:hAnsi="Avenir Next" w:cs="Avenir Next" w:eastAsia="Avenir Next"/>
                       <w:b/>
                       <w:color w:val="003A70"/>
+                      <w:sz w:val="22"/>
+                      <w:szCs w:val="19"/>
+                    </w:rPr>
+                    <w:t xml:space="preserve">A</w:t>
+                  </w:r>
+                  <w:r>
+                    <w:rPr>
+                      <w:rFonts w:ascii="Avenir Next" w:hAnsi="Avenir Next" w:cs="Avenir Next" w:eastAsia="Avenir Next"/>
+                      <w:color w:val="1A1A1A"/>
                       <w:sz w:val="19"/>
                       <w:szCs w:val="19"/>
                     </w:rPr>
-                    <w:t xml:space="preserve">A</w:t>
-                  </w:r>
-                  <w:r>
-                    <w:rPr>
-                      <w:rFonts w:ascii="Avenir Next" w:hAnsi="Avenir Next" w:cs="Avenir Next" w:eastAsia="Avenir Next"/>
-                      <w:color w:val="1A1A1A"/>
-                      <w:sz w:val="19"/>
-                      <w:szCs w:val="19"/>
-                    </w:rPr>
                     <w:tab/>
                   </w:r>
                   <w:r>
                     <w:rPr>
                       <w:rFonts w:ascii="Avenir Next" w:hAnsi="Avenir Next" w:cs="Avenir Next" w:eastAsia="Avenir Next"/>
                       <w:color w:val="1A1A1A"/>
-                      <w:sz w:val="19"/>
+                      <w:sz w:val="22"/>
                       <w:szCs w:val="19"/>
                     </w:rPr>
                     <w:t xml:space="preserve">3 units</w:t>
@@ -3452,25 +3458,25 @@
                       <w:rFonts w:ascii="Avenir Next" w:hAnsi="Avenir Next" w:cs="Avenir Next" w:eastAsia="Avenir Next"/>
                       <w:b/>
                       <w:color w:val="003A70"/>
+                      <w:sz w:val="22"/>
+                      <w:szCs w:val="19"/>
+                    </w:rPr>
+                    <w:t xml:space="preserve">B</w:t>
+                  </w:r>
+                  <w:r>
+                    <w:rPr>
+                      <w:rFonts w:ascii="Avenir Next" w:hAnsi="Avenir Next" w:cs="Avenir Next" w:eastAsia="Avenir Next"/>
+                      <w:color w:val="1A1A1A"/>
                       <w:sz w:val="19"/>
                       <w:szCs w:val="19"/>
                     </w:rPr>
-                    <w:t xml:space="preserve">B</w:t>
-                  </w:r>
-                  <w:r>
-                    <w:rPr>
-                      <w:rFonts w:ascii="Avenir Next" w:hAnsi="Avenir Next" w:cs="Avenir Next" w:eastAsia="Avenir Next"/>
-                      <w:color w:val="1A1A1A"/>
-                      <w:sz w:val="19"/>
-                      <w:szCs w:val="19"/>
-                    </w:rPr>
                     <w:tab/>
                   </w:r>
                   <w:r>
                     <w:rPr>
                       <w:rFonts w:ascii="Avenir Next" w:hAnsi="Avenir Next" w:cs="Avenir Next" w:eastAsia="Avenir Next"/>
                       <w:color w:val="1A1A1A"/>
-                      <w:sz w:val="19"/>
+                      <w:sz w:val="22"/>
                       <w:szCs w:val="19"/>
                     </w:rPr>
                     <w:t xml:space="preserve">9 units</w:t>
@@ -3495,25 +3501,25 @@
                       <w:rFonts w:ascii="Avenir Next" w:hAnsi="Avenir Next" w:cs="Avenir Next" w:eastAsia="Avenir Next"/>
                       <w:b/>
                       <w:color w:val="003A70"/>
+                      <w:sz w:val="22"/>
+                      <w:szCs w:val="19"/>
+                    </w:rPr>
+                    <w:t xml:space="preserve">C</w:t>
+                  </w:r>
+                  <w:r>
+                    <w:rPr>
+                      <w:rFonts w:ascii="Avenir Next" w:hAnsi="Avenir Next" w:cs="Avenir Next" w:eastAsia="Avenir Next"/>
+                      <w:color w:val="1A1A1A"/>
                       <w:sz w:val="19"/>
                       <w:szCs w:val="19"/>
                     </w:rPr>
-                    <w:t xml:space="preserve">C</w:t>
-                  </w:r>
-                  <w:r>
-                    <w:rPr>
-                      <w:rFonts w:ascii="Avenir Next" w:hAnsi="Avenir Next" w:cs="Avenir Next" w:eastAsia="Avenir Next"/>
-                      <w:color w:val="1A1A1A"/>
-                      <w:sz w:val="19"/>
-                      <w:szCs w:val="19"/>
-                    </w:rPr>
                     <w:tab/>
                   </w:r>
                   <w:r>
                     <w:rPr>
                       <w:rFonts w:ascii="Avenir Next" w:hAnsi="Avenir Next" w:cs="Avenir Next" w:eastAsia="Avenir Next"/>
                       <w:color w:val="1A1A1A"/>
-                      <w:sz w:val="19"/>
+                      <w:sz w:val="22"/>
                       <w:szCs w:val="19"/>
                     </w:rPr>
                     <w:t xml:space="preserve">11 units</w:t>
@@ -3538,25 +3544,25 @@
                       <w:rFonts w:ascii="Avenir Next" w:hAnsi="Avenir Next" w:cs="Avenir Next" w:eastAsia="Avenir Next"/>
                       <w:b/>
                       <w:color w:val="003A70"/>
+                      <w:sz w:val="22"/>
+                      <w:szCs w:val="19"/>
+                    </w:rPr>
+                    <w:t xml:space="preserve">D</w:t>
+                  </w:r>
+                  <w:r>
+                    <w:rPr>
+                      <w:rFonts w:ascii="Avenir Next" w:hAnsi="Avenir Next" w:cs="Avenir Next" w:eastAsia="Avenir Next"/>
+                      <w:color w:val="1A1A1A"/>
                       <w:sz w:val="19"/>
                       <w:szCs w:val="19"/>
                     </w:rPr>
-                    <w:t xml:space="preserve">D</w:t>
-                  </w:r>
-                  <w:r>
-                    <w:rPr>
-                      <w:rFonts w:ascii="Avenir Next" w:hAnsi="Avenir Next" w:cs="Avenir Next" w:eastAsia="Avenir Next"/>
-                      <w:color w:val="1A1A1A"/>
-                      <w:sz w:val="19"/>
-                      <w:szCs w:val="19"/>
-                    </w:rPr>
                     <w:tab/>
                   </w:r>
                   <w:r>
                     <w:rPr>
                       <w:rFonts w:ascii="Avenir Next" w:hAnsi="Avenir Next" w:cs="Avenir Next" w:eastAsia="Avenir Next"/>
                       <w:color w:val="1A1A1A"/>
-                      <w:sz w:val="19"/>
+                      <w:sz w:val="22"/>
                       <w:szCs w:val="19"/>
                     </w:rPr>
                     <w:t xml:space="preserve">−9 units</w:t>
@@ -3567,7 +3573,7 @@
           </w:tbl>
           <w:p>
             <w:pPr>
-              <w:spacing w:before="0" w:after="0" w:line="24" w:lineRule="auto"/>
+              <w:spacing w:before="0" w:after="0" w:line="50" w:lineRule="exact"/>
             </w:pPr>
           </w:p>
         </w:tc>
@@ -3575,11 +3581,12 @@
     </w:tbl>
     <w:p>
       <w:pPr>
-        <w:spacing w:before="0" w:after="0" w:line="20" w:lineRule="exact"/>
+        <w:spacing w:before="0" w:after="0" w:line="50" w:lineRule="exact"/>
       </w:pPr>
     </w:p>
     <w:p>
       <w:pPr>
+        <w:pStyle w:val="Heading2"/>
         <w:keepNext/>
         <w:pBdr>
           <w:bottom w:val="single" w:sz="8" w:space="3" w:color="003A70"/>
@@ -3595,7 +3602,7 @@
           <w:b/>
           <w:color w:val="003A70"/>
           <w:spacing w:val="14"/>
-          <w:sz w:val="19"/>
+          <w:sz w:val="22"/>
           <w:szCs w:val="19"/>
         </w:rPr>
         <w:t xml:space="preserve">SELF-CHECK CODE</w:t>
@@ -3614,7 +3621,7 @@
           <w:rFonts w:ascii="Avenir Next" w:hAnsi="Avenir Next" w:cs="Avenir Next" w:eastAsia="Avenir Next"/>
           <w:i/>
           <w:color w:val="5A5F66"/>
-          <w:sz w:val="17"/>
+          <w:sz w:val="22"/>
           <w:szCs w:val="17"/>
         </w:rPr>
         <w:t xml:space="preserve">find your answer · copy its letter into that problem’s box · spell a math word</w:t>
@@ -3673,7 +3680,7 @@
                 <w:rFonts w:ascii="Avenir Next" w:hAnsi="Avenir Next" w:cs="Avenir Next" w:eastAsia="Avenir Next"/>
                 <w:b/>
                 <w:color w:val="1A1A1A"/>
-                <w:sz w:val="18"/>
+                <w:sz w:val="22"/>
                 <w:szCs w:val="18"/>
               </w:rPr>
               <w:t xml:space="preserve">(−5, −3)</w:t>
@@ -3689,7 +3696,7 @@
                 <w:rFonts w:ascii="Avenir Next" w:hAnsi="Avenir Next" w:cs="Avenir Next" w:eastAsia="Avenir Next"/>
                 <w:b/>
                 <w:color w:val="003A70"/>
-                <w:sz w:val="18"/>
+                <w:sz w:val="22"/>
                 <w:szCs w:val="18"/>
               </w:rPr>
               <w:t xml:space="preserve">N</w:t>
@@ -3712,7 +3719,7 @@
                 <w:rFonts w:ascii="Avenir Next" w:hAnsi="Avenir Next" w:cs="Avenir Next" w:eastAsia="Avenir Next"/>
                 <w:b/>
                 <w:color w:val="1A1A1A"/>
-                <w:sz w:val="18"/>
+                <w:sz w:val="22"/>
                 <w:szCs w:val="18"/>
               </w:rPr>
               <w:t xml:space="preserve">17</w:t>
@@ -3728,7 +3735,7 @@
                 <w:rFonts w:ascii="Avenir Next" w:hAnsi="Avenir Next" w:cs="Avenir Next" w:eastAsia="Avenir Next"/>
                 <w:b/>
                 <w:color w:val="003A70"/>
-                <w:sz w:val="18"/>
+                <w:sz w:val="22"/>
                 <w:szCs w:val="18"/>
               </w:rPr>
               <w:t xml:space="preserve">L</w:t>
@@ -3751,7 +3758,7 @@
                 <w:rFonts w:ascii="Avenir Next" w:hAnsi="Avenir Next" w:cs="Avenir Next" w:eastAsia="Avenir Next"/>
                 <w:b/>
                 <w:color w:val="1A1A1A"/>
-                <w:sz w:val="18"/>
+                <w:sz w:val="22"/>
                 <w:szCs w:val="18"/>
               </w:rPr>
               <w:t xml:space="preserve">27</w:t>
@@ -3767,7 +3774,7 @@
                 <w:rFonts w:ascii="Avenir Next" w:hAnsi="Avenir Next" w:cs="Avenir Next" w:eastAsia="Avenir Next"/>
                 <w:b/>
                 <w:color w:val="003A70"/>
-                <w:sz w:val="18"/>
+                <w:sz w:val="22"/>
                 <w:szCs w:val="18"/>
               </w:rPr>
               <w:t xml:space="preserve">Q</w:t>
@@ -3790,7 +3797,7 @@
                 <w:rFonts w:ascii="Avenir Next" w:hAnsi="Avenir Next" w:cs="Avenir Next" w:eastAsia="Avenir Next"/>
                 <w:b/>
                 <w:color w:val="1A1A1A"/>
-                <w:sz w:val="18"/>
+                <w:sz w:val="22"/>
                 <w:szCs w:val="18"/>
               </w:rPr>
               <w:t xml:space="preserve">25</w:t>
@@ -3806,7 +3813,7 @@
                 <w:rFonts w:ascii="Avenir Next" w:hAnsi="Avenir Next" w:cs="Avenir Next" w:eastAsia="Avenir Next"/>
                 <w:b/>
                 <w:color w:val="003A70"/>
-                <w:sz w:val="18"/>
+                <w:sz w:val="22"/>
                 <w:szCs w:val="18"/>
               </w:rPr>
               <w:t xml:space="preserve">J</w:t>
@@ -3829,7 +3836,7 @@
                 <w:rFonts w:ascii="Avenir Next" w:hAnsi="Avenir Next" w:cs="Avenir Next" w:eastAsia="Avenir Next"/>
                 <w:b/>
                 <w:color w:val="1A1A1A"/>
-                <w:sz w:val="18"/>
+                <w:sz w:val="22"/>
                 <w:szCs w:val="18"/>
               </w:rPr>
               <w:t xml:space="preserve">18</w:t>
@@ -3845,7 +3852,7 @@
                 <w:rFonts w:ascii="Avenir Next" w:hAnsi="Avenir Next" w:cs="Avenir Next" w:eastAsia="Avenir Next"/>
                 <w:b/>
                 <w:color w:val="003A70"/>
-                <w:sz w:val="18"/>
+                <w:sz w:val="22"/>
                 <w:szCs w:val="18"/>
               </w:rPr>
               <w:t xml:space="preserve">H</w:t>
@@ -3868,7 +3875,7 @@
                 <w:rFonts w:ascii="Avenir Next" w:hAnsi="Avenir Next" w:cs="Avenir Next" w:eastAsia="Avenir Next"/>
                 <w:b/>
                 <w:color w:val="1A1A1A"/>
-                <w:sz w:val="18"/>
+                <w:sz w:val="22"/>
                 <w:szCs w:val="18"/>
               </w:rPr>
               <w:t xml:space="preserve">13</w:t>
@@ -3884,7 +3891,7 @@
                 <w:rFonts w:ascii="Avenir Next" w:hAnsi="Avenir Next" w:cs="Avenir Next" w:eastAsia="Avenir Next"/>
                 <w:b/>
                 <w:color w:val="003A70"/>
-                <w:sz w:val="18"/>
+                <w:sz w:val="22"/>
                 <w:szCs w:val="18"/>
               </w:rPr>
               <w:t xml:space="preserve">E</w:t>
@@ -3907,7 +3914,7 @@
                 <w:rFonts w:ascii="Avenir Next" w:hAnsi="Avenir Next" w:cs="Avenir Next" w:eastAsia="Avenir Next"/>
                 <w:b/>
                 <w:color w:val="1A1A1A"/>
-                <w:sz w:val="18"/>
+                <w:sz w:val="22"/>
                 <w:szCs w:val="18"/>
               </w:rPr>
               <w:t xml:space="preserve">11</w:t>
@@ -3923,7 +3930,7 @@
                 <w:rFonts w:ascii="Avenir Next" w:hAnsi="Avenir Next" w:cs="Avenir Next" w:eastAsia="Avenir Next"/>
                 <w:b/>
                 <w:color w:val="003A70"/>
-                <w:sz w:val="18"/>
+                <w:sz w:val="22"/>
                 <w:szCs w:val="18"/>
               </w:rPr>
               <w:t xml:space="preserve">G</w:t>
@@ -3946,7 +3953,7 @@
                 <w:rFonts w:ascii="Avenir Next" w:hAnsi="Avenir Next" w:cs="Avenir Next" w:eastAsia="Avenir Next"/>
                 <w:b/>
                 <w:color w:val="1A1A1A"/>
-                <w:sz w:val="18"/>
+                <w:sz w:val="22"/>
                 <w:szCs w:val="18"/>
               </w:rPr>
               <w:t xml:space="preserve">5</w:t>
@@ -3962,7 +3969,7 @@
                 <w:rFonts w:ascii="Avenir Next" w:hAnsi="Avenir Next" w:cs="Avenir Next" w:eastAsia="Avenir Next"/>
                 <w:b/>
                 <w:color w:val="003A70"/>
-                <w:sz w:val="18"/>
+                <w:sz w:val="22"/>
                 <w:szCs w:val="18"/>
               </w:rPr>
               <w:t xml:space="preserve">X</w:t>
@@ -3985,7 +3992,7 @@
                 <w:rFonts w:ascii="Avenir Next" w:hAnsi="Avenir Next" w:cs="Avenir Next" w:eastAsia="Avenir Next"/>
                 <w:b/>
                 <w:color w:val="1A1A1A"/>
-                <w:sz w:val="18"/>
+                <w:sz w:val="22"/>
                 <w:szCs w:val="18"/>
               </w:rPr>
               <w:t xml:space="preserve">29</w:t>
@@ -4001,7 +4008,7 @@
                 <w:rFonts w:ascii="Avenir Next" w:hAnsi="Avenir Next" w:cs="Avenir Next" w:eastAsia="Avenir Next"/>
                 <w:b/>
                 <w:color w:val="003A70"/>
-                <w:sz w:val="18"/>
+                <w:sz w:val="22"/>
                 <w:szCs w:val="18"/>
               </w:rPr>
               <w:t xml:space="preserve">T</w:t>
@@ -4024,7 +4031,7 @@
                 <w:rFonts w:ascii="Avenir Next" w:hAnsi="Avenir Next" w:cs="Avenir Next" w:eastAsia="Avenir Next"/>
                 <w:b/>
                 <w:color w:val="1A1A1A"/>
-                <w:sz w:val="18"/>
+                <w:sz w:val="22"/>
                 <w:szCs w:val="18"/>
               </w:rPr>
               <w:t xml:space="preserve">(25, −3)</w:t>
@@ -4040,7 +4047,7 @@
                 <w:rFonts w:ascii="Avenir Next" w:hAnsi="Avenir Next" w:cs="Avenir Next" w:eastAsia="Avenir Next"/>
                 <w:b/>
                 <w:color w:val="003A70"/>
-                <w:sz w:val="18"/>
+                <w:sz w:val="22"/>
                 <w:szCs w:val="18"/>
               </w:rPr>
               <w:t xml:space="preserve">Z</w:t>
@@ -4051,7 +4058,7 @@
     </w:tbl>
     <w:p>
       <w:pPr>
-        <w:spacing w:before="0" w:after="0" w:line="60" w:lineRule="auto"/>
+        <w:spacing w:before="0" w:after="0" w:line="50" w:lineRule="exact"/>
       </w:pPr>
     </w:p>
     <w:tbl>
@@ -4218,7 +4225,7 @@
     </w:tbl>
     <w:p>
       <w:pPr>
-        <w:spacing w:before="0" w:after="0" w:line="40" w:lineRule="auto"/>
+        <w:spacing w:before="0" w:after="0" w:line="50" w:lineRule="exact"/>
       </w:pPr>
     </w:p>
     <w:tbl>
@@ -4260,6 +4267,7 @@
           </w:tcPr>
           <w:p>
             <w:pPr>
+              <w:pStyle w:val="Heading2"/>
               <w:spacing w:before="0" w:after="0" w:line="240" w:lineRule="auto"/>
             </w:pPr>
             <w:r>
@@ -4297,7 +4305,7 @@
               <w:rPr>
                 <w:rFonts w:ascii="Avenir Next" w:hAnsi="Avenir Next" w:cs="Avenir Next" w:eastAsia="Avenir Next"/>
                 <w:color w:val="1A1A1A"/>
-                <w:sz w:val="17"/>
+                <w:sz w:val="22"/>
                 <w:szCs w:val="17"/>
               </w:rPr>
               <w:t xml:space="preserve">  I can do this on my own</w:t>
@@ -4326,7 +4334,7 @@
               <w:rPr>
                 <w:rFonts w:ascii="Avenir Next" w:hAnsi="Avenir Next" w:cs="Avenir Next" w:eastAsia="Avenir Next"/>
                 <w:color w:val="1A1A1A"/>
-                <w:sz w:val="17"/>
+                <w:sz w:val="22"/>
                 <w:szCs w:val="17"/>
               </w:rPr>
               <w:t xml:space="preserve">  I need a little help</w:t>
@@ -4355,7 +4363,7 @@
               <w:rPr>
                 <w:rFonts w:ascii="Avenir Next" w:hAnsi="Avenir Next" w:cs="Avenir Next" w:eastAsia="Avenir Next"/>
                 <w:color w:val="1A1A1A"/>
-                <w:sz w:val="17"/>
+                <w:sz w:val="22"/>
                 <w:szCs w:val="17"/>
               </w:rPr>
               <w:t xml:space="preserve">  I have a question about #</w:t>
@@ -4376,7 +4384,7 @@
     </w:tbl>
     <w:p>
       <w:pPr>
-        <w:spacing w:before="0" w:after="0" w:line="20" w:lineRule="exact"/>
+        <w:spacing w:before="0" w:after="0" w:line="50" w:lineRule="exact"/>
       </w:pPr>
     </w:p>
     <w:sectPr>
@@ -4462,7 +4470,106 @@
               <w:sz w:val="15"/>
               <w:szCs w:val="15"/>
             </w:rPr>
-            <w:t xml:space="preserve">Lesson 7-6  ·  Session 1  ·  Practice Form A</w:t>
+            <w:t xml:space="preserve">7-6 · Page </w:t>
+          </w:r>
+          <w:r>
+            <w:rPr>
+              <w:rFonts w:ascii="Avenir Next" w:hAnsi="Avenir Next" w:cs="Avenir Next" w:eastAsia="Avenir Next"/>
+              <w:color w:val="5A5F66"/>
+              <w:sz w:val="15"/>
+              <w:szCs w:val="15"/>
+            </w:rPr>
+            <w:fldChar w:fldCharType="begin"/>
+          </w:r>
+          <w:r>
+            <w:rPr>
+              <w:rFonts w:ascii="Avenir Next" w:hAnsi="Avenir Next" w:cs="Avenir Next" w:eastAsia="Avenir Next"/>
+              <w:color w:val="5A5F66"/>
+              <w:sz w:val="15"/>
+              <w:szCs w:val="15"/>
+            </w:rPr>
+            <w:instrText xml:space="preserve"> PAGE </w:instrText>
+          </w:r>
+          <w:r>
+            <w:rPr>
+              <w:rFonts w:ascii="Avenir Next" w:hAnsi="Avenir Next" w:cs="Avenir Next" w:eastAsia="Avenir Next"/>
+              <w:color w:val="5A5F66"/>
+              <w:sz w:val="15"/>
+              <w:szCs w:val="15"/>
+            </w:rPr>
+            <w:fldChar w:fldCharType="separate"/>
+          </w:r>
+          <w:r>
+            <w:rPr>
+              <w:rFonts w:ascii="Avenir Next" w:hAnsi="Avenir Next" w:cs="Avenir Next" w:eastAsia="Avenir Next"/>
+              <w:color w:val="5A5F66"/>
+              <w:sz w:val="15"/>
+              <w:szCs w:val="15"/>
+            </w:rPr>
+            <w:t xml:space="preserve">1</w:t>
+          </w:r>
+          <w:r>
+            <w:rPr>
+              <w:rFonts w:ascii="Avenir Next" w:hAnsi="Avenir Next" w:cs="Avenir Next" w:eastAsia="Avenir Next"/>
+              <w:color w:val="5A5F66"/>
+              <w:sz w:val="15"/>
+              <w:szCs w:val="15"/>
+            </w:rPr>
+            <w:fldChar w:fldCharType="end"/>
+          </w:r>
+          <w:r>
+            <w:rPr>
+              <w:rFonts w:ascii="Avenir Next" w:hAnsi="Avenir Next" w:cs="Avenir Next" w:eastAsia="Avenir Next"/>
+              <w:color w:val="5A5F66"/>
+              <w:sz w:val="15"/>
+              <w:szCs w:val="15"/>
+            </w:rPr>
+            <w:t xml:space="preserve"> of </w:t>
+          </w:r>
+          <w:r>
+            <w:rPr>
+              <w:rFonts w:ascii="Avenir Next" w:hAnsi="Avenir Next" w:cs="Avenir Next" w:eastAsia="Avenir Next"/>
+              <w:color w:val="5A5F66"/>
+              <w:sz w:val="15"/>
+              <w:szCs w:val="15"/>
+            </w:rPr>
+            <w:fldChar w:fldCharType="begin"/>
+          </w:r>
+          <w:r>
+            <w:rPr>
+              <w:rFonts w:ascii="Avenir Next" w:hAnsi="Avenir Next" w:cs="Avenir Next" w:eastAsia="Avenir Next"/>
+              <w:color w:val="5A5F66"/>
+              <w:sz w:val="15"/>
+              <w:szCs w:val="15"/>
+            </w:rPr>
+            <w:instrText xml:space="preserve"> NUMPAGES </w:instrText>
+          </w:r>
+          <w:r>
+            <w:rPr>
+              <w:rFonts w:ascii="Avenir Next" w:hAnsi="Avenir Next" w:cs="Avenir Next" w:eastAsia="Avenir Next"/>
+              <w:color w:val="5A5F66"/>
+              <w:sz w:val="15"/>
+              <w:szCs w:val="15"/>
+            </w:rPr>
+            <w:fldChar w:fldCharType="separate"/>
+          </w:r>
+          <w:r>
+            <w:rPr>
+              <w:rFonts w:ascii="Avenir Next" w:hAnsi="Avenir Next" w:cs="Avenir Next" w:eastAsia="Avenir Next"/>
+              <w:color w:val="5A5F66"/>
+              <w:sz w:val="15"/>
+              <w:szCs w:val="15"/>
+            </w:rPr>
+            <w:t xml:space="preserve">1</w:t>
+          </w:r>
+          <w:r>
+            <w:rPr>
+              <w:rFonts w:ascii="Avenir Next" w:hAnsi="Avenir Next" w:cs="Avenir Next" w:eastAsia="Avenir Next"/>
+              <w:color w:val="5A5F66"/>
+              <w:sz w:val="15"/>
+              <w:szCs w:val="15"/>
+            </w:rPr>
+            <w:fldChar w:fldCharType="end"/>
           </w:r>
         </w:p>
       </w:tc>
@@ -4505,5 +4612,23 @@
       </w:tblCellMar>
     </w:tblPr>
   </w:style>
+  <w:style w:type="paragraph" w:styleId="Heading1">
+    <w:name w:val="heading 1"/>
+    <w:basedOn w:val="Normal"/>
+    <w:pPr>
+      <w:outlineLvl w:val="0"/>
+      <w:keepNext w:val="0"/>
+      <w:keepLines w:val="0"/>
+    </w:pPr>
+  </w:style>
+  <w:style w:type="paragraph" w:styleId="Heading2">
+    <w:name w:val="heading 2"/>
+    <w:basedOn w:val="Normal"/>
+    <w:pPr>
+      <w:outlineLvl w:val="1"/>
+      <w:keepNext w:val="0"/>
+      <w:keepLines w:val="0"/>
+    </w:pPr>
+  </w:style>
 </w:styles>
 </file>